--- a/docs/Informe_Analisis_Exploratorio.docx
+++ b/docs/Informe_Analisis_Exploratorio.docx
@@ -173,7 +173,25 @@
         <w:t xml:space="preserve"> </w:t>
       </w:r>
       <w:r>
-        <w:t xml:space="preserve">se citan. A lo largo del documento se distingue explícitamente entre lo que se</w:t>
+        <w:t xml:space="preserve">se citan. El código, el notebook ejecutado y los entregables están versionados en:</w:t>
+      </w:r>
+    </w:p>
+    <w:p>
+      <w:pPr>
+        <w:pStyle w:val="BlockText"/>
+      </w:pPr>
+      <w:r>
+        <w:rPr>
+          <w:b/>
+          <w:bCs/>
+        </w:rPr>
+        <w:t xml:space="preserve">https://github.com/Javiervalladares1/CC3084-Proyecto2-Drought-EDA</w:t>
+      </w:r>
+      <w:r>
+        <w:t xml:space="preserve"> </w:t>
+      </w:r>
+      <w:r>
+        <w:t xml:space="preserve">A lo largo del documento se distingue explícitamente entre lo que se</w:t>
       </w:r>
       <w:r>
         <w:t xml:space="preserve"> </w:t>

--- a/docs/Informe_Analisis_Exploratorio.docx
+++ b/docs/Informe_Analisis_Exploratorio.docx
@@ -26,573 +26,224 @@
         <w:t xml:space="preserve">CC3084 — Data Science · Universidad del Valle de Guatemala · Semestre II 2026</w:t>
       </w:r>
     </w:p>
-    <w:sdt>
-      <w:sdtPr>
-        <w:docPartObj>
-          <w:docPartGallery w:val="Table of Contents"/>
-          <w:docPartUnique/>
-        </w:docPartObj>
-      </w:sdtPr>
-      <w:sdtContent>
-        <w:p>
-          <w:pPr>
-            <w:pStyle w:val="TOCHeading"/>
-          </w:pPr>
-          <w:r>
-            <w:t xml:space="preserve">Table of Contents</w:t>
-          </w:r>
-        </w:p>
-        <w:p>
-          <w:r>
-            <w:fldChar w:fldCharType="begin" w:dirty="true"/>
-            <w:instrText xml:space="preserve">TOC \o "1-3" \h \z \u</w:instrText>
-            <w:fldChar w:fldCharType="separate"/>
-            <w:fldChar w:fldCharType="end"/>
-          </w:r>
-        </w:p>
-      </w:sdtContent>
-    </w:sdt>
-    <w:bookmarkStart w:id="9" w:name="introducción"/>
-    <w:p>
-      <w:pPr>
-        <w:pStyle w:val="Heading1"/>
-      </w:pPr>
-      <w:r>
-        <w:t xml:space="preserve">1. Introducción</w:t>
-      </w:r>
-    </w:p>
     <w:p>
       <w:pPr>
         <w:pStyle w:val="FirstParagraph"/>
       </w:pPr>
       <w:r>
-        <w:t xml:space="preserve">Este informe presenta el análisis exploratorio de datos del reto</w:t>
-      </w:r>
-      <w:r>
-        <w:t xml:space="preserve"> </w:t>
-      </w:r>
-      <w:r>
-        <w:rPr>
-          <w:i/>
-          <w:iCs/>
-        </w:rPr>
-        <w:t xml:space="preserve">A Step Ahead of</w:t>
-      </w:r>
-      <w:r>
-        <w:rPr>
-          <w:i/>
-          <w:iCs/>
-        </w:rPr>
-        <w:t xml:space="preserve"> </w:t>
-      </w:r>
-      <w:r>
-        <w:rPr>
-          <w:i/>
-          <w:iCs/>
-        </w:rPr>
-        <w:t xml:space="preserve">Drought: Forecasting Global Water Storage Challenge</w:t>
-      </w:r>
-      <w:r>
-        <w:t xml:space="preserve">, organizado por la</w:t>
-      </w:r>
-      <w:r>
-        <w:t xml:space="preserve"> </w:t>
-      </w:r>
-      <w:r>
-        <w:t xml:space="preserve">International Telecommunication Union (ITU) junto con agencias del Sistema de</w:t>
-      </w:r>
-      <w:r>
-        <w:t xml:space="preserve"> </w:t>
-      </w:r>
-      <w:r>
-        <w:t xml:space="preserve">Naciones Unidas y alojado en la plataforma Zindi. El reto pertenece a la</w:t>
-      </w:r>
-      <w:r>
-        <w:t xml:space="preserve"> </w:t>
-      </w:r>
-      <w:r>
-        <w:t xml:space="preserve">categoría de</w:t>
-      </w:r>
-      <w:r>
-        <w:t xml:space="preserve"> </w:t>
-      </w:r>
-      <w:r>
-        <w:rPr>
-          <w:b/>
-          <w:bCs/>
-        </w:rPr>
-        <w:t xml:space="preserve">series de tiempo con datos satelitales</w:t>
-      </w:r>
-      <w:r>
-        <w:t xml:space="preserve">.</w:t>
-      </w:r>
-    </w:p>
+        <w:rPr>
+          <w:b/>
+          <w:bCs/>
+        </w:rPr>
+        <w:t xml:space="preserve">Integrantes</w:t>
+      </w:r>
+    </w:p>
+    <w:tbl>
+      <w:tblPr>
+        <w:tblStyle w:val="Table"/>
+        <w:tblW w:type="auto" w:w="0"/>
+        <w:tblLook w:firstRow="1" w:lastRow="0" w:firstColumn="0" w:lastColumn="0" w:noHBand="0" w:noVBand="0" w:val="0020"/>
+      </w:tblPr>
+      <w:tblGrid>
+        <w:gridCol w:w="2640"/>
+        <w:gridCol w:w="2640"/>
+        <w:gridCol w:w="2640"/>
+      </w:tblGrid>
+      <w:tr>
+        <w:trPr>
+          <w:tblHeader w:val="on"/>
+        </w:trPr>
+        <w:tc>
+          <w:tcPr/>
+          <w:p>
+            <w:pPr>
+              <w:pStyle w:val="Compact"/>
+              <w:jc w:val="center"/>
+            </w:pPr>
+            <w:r>
+              <w:t xml:space="preserve">#</w:t>
+            </w:r>
+          </w:p>
+        </w:tc>
+        <w:tc>
+          <w:tcPr/>
+          <w:p>
+            <w:pPr>
+              <w:pStyle w:val="Compact"/>
+            </w:pPr>
+            <w:r>
+              <w:t xml:space="preserve">Nombre</w:t>
+            </w:r>
+          </w:p>
+        </w:tc>
+        <w:tc>
+          <w:tcPr/>
+          <w:p>
+            <w:pPr>
+              <w:pStyle w:val="Compact"/>
+            </w:pPr>
+            <w:r>
+              <w:t xml:space="preserve">Carné</w:t>
+            </w:r>
+          </w:p>
+        </w:tc>
+      </w:tr>
+      <w:tr>
+        <w:tc>
+          <w:tcPr/>
+          <w:p>
+            <w:pPr>
+              <w:pStyle w:val="Compact"/>
+              <w:jc w:val="center"/>
+            </w:pPr>
+            <w:r>
+              <w:t xml:space="preserve">1</w:t>
+            </w:r>
+          </w:p>
+        </w:tc>
+        <w:tc>
+          <w:tcPr/>
+          <w:p>
+            <w:pPr>
+              <w:pStyle w:val="Compact"/>
+            </w:pPr>
+          </w:p>
+        </w:tc>
+        <w:tc>
+          <w:tcPr/>
+          <w:p>
+            <w:pPr>
+              <w:pStyle w:val="Compact"/>
+            </w:pPr>
+          </w:p>
+        </w:tc>
+      </w:tr>
+      <w:tr>
+        <w:tc>
+          <w:tcPr/>
+          <w:p>
+            <w:pPr>
+              <w:pStyle w:val="Compact"/>
+              <w:jc w:val="center"/>
+            </w:pPr>
+            <w:r>
+              <w:t xml:space="preserve">2</w:t>
+            </w:r>
+          </w:p>
+        </w:tc>
+        <w:tc>
+          <w:tcPr/>
+          <w:p>
+            <w:pPr>
+              <w:pStyle w:val="Compact"/>
+            </w:pPr>
+          </w:p>
+        </w:tc>
+        <w:tc>
+          <w:tcPr/>
+          <w:p>
+            <w:pPr>
+              <w:pStyle w:val="Compact"/>
+            </w:pPr>
+          </w:p>
+        </w:tc>
+      </w:tr>
+      <w:tr>
+        <w:tc>
+          <w:tcPr/>
+          <w:p>
+            <w:pPr>
+              <w:pStyle w:val="Compact"/>
+              <w:jc w:val="center"/>
+            </w:pPr>
+            <w:r>
+              <w:t xml:space="preserve">3</w:t>
+            </w:r>
+          </w:p>
+        </w:tc>
+        <w:tc>
+          <w:tcPr/>
+          <w:p>
+            <w:pPr>
+              <w:pStyle w:val="Compact"/>
+            </w:pPr>
+          </w:p>
+        </w:tc>
+        <w:tc>
+          <w:tcPr/>
+          <w:p>
+            <w:pPr>
+              <w:pStyle w:val="Compact"/>
+            </w:pPr>
+          </w:p>
+        </w:tc>
+      </w:tr>
+      <w:tr>
+        <w:tc>
+          <w:tcPr/>
+          <w:p>
+            <w:pPr>
+              <w:pStyle w:val="Compact"/>
+              <w:jc w:val="center"/>
+            </w:pPr>
+            <w:r>
+              <w:t xml:space="preserve">4</w:t>
+            </w:r>
+          </w:p>
+        </w:tc>
+        <w:tc>
+          <w:tcPr/>
+          <w:p>
+            <w:pPr>
+              <w:pStyle w:val="Compact"/>
+            </w:pPr>
+          </w:p>
+        </w:tc>
+        <w:tc>
+          <w:tcPr/>
+          <w:p>
+            <w:pPr>
+              <w:pStyle w:val="Compact"/>
+            </w:pPr>
+          </w:p>
+        </w:tc>
+      </w:tr>
+    </w:tbl>
     <w:p>
       <w:pPr>
         <w:pStyle w:val="BodyText"/>
       </w:pPr>
       <w:r>
-        <w:t xml:space="preserve">El objetivo de esta etapa no es construir el modelo de pronóstico, sino</w:t>
-      </w:r>
-      <w:r>
-        <w:t xml:space="preserve"> </w:t>
-      </w:r>
-      <w:r>
-        <w:t xml:space="preserve">comprender el fenómeno estudiado, la estructura del conjunto de datos y los</w:t>
-      </w:r>
-      <w:r>
-        <w:t xml:space="preserve"> </w:t>
-      </w:r>
-      <w:r>
-        <w:t xml:space="preserve">patrones que permitirán, en una fase posterior, plantear un modelo con criterio.</w:t>
-      </w:r>
-    </w:p>
-    <w:p>
-      <w:pPr>
-        <w:pStyle w:val="BodyText"/>
-      </w:pPr>
-      <w:r>
-        <w:t xml:space="preserve">Todo el análisis es reproducible: el cuaderno</w:t>
-      </w:r>
-      <w:r>
-        <w:t xml:space="preserve"> </w:t>
-      </w:r>
-      <w:r>
-        <w:rPr>
-          <w:rStyle w:val="VerbatimChar"/>
-        </w:rPr>
-        <w:t xml:space="preserve">Proyecto2_Analisis_Exploratorio.ipynb</w:t>
-      </w:r>
-      <w:r>
-        <w:t xml:space="preserve"> </w:t>
-      </w:r>
-      <w:r>
-        <w:t xml:space="preserve">se ejecuta de principio a fin sin errores y genera las tablas y figuras que aquí</w:t>
-      </w:r>
-      <w:r>
-        <w:t xml:space="preserve"> </w:t>
-      </w:r>
-      <w:r>
-        <w:t xml:space="preserve">se citan. El código, el notebook ejecutado y los entregables están versionados en:</w:t>
-      </w:r>
-    </w:p>
-    <w:p>
-      <w:pPr>
-        <w:pStyle w:val="BlockText"/>
-      </w:pPr>
-      <w:r>
-        <w:rPr>
-          <w:b/>
-          <w:bCs/>
-        </w:rPr>
-        <w:t xml:space="preserve">https://github.com/Javiervalladares1/CC3084-Proyecto2-Drought-EDA</w:t>
-      </w:r>
-      <w:r>
-        <w:t xml:space="preserve"> </w:t>
-      </w:r>
-      <w:r>
-        <w:t xml:space="preserve">A lo largo del documento se distingue explícitamente entre lo que se</w:t>
-      </w:r>
-      <w:r>
-        <w:t xml:space="preserve"> </w:t>
-      </w:r>
-      <w:r>
-        <w:t xml:space="preserve">observa en los datos y la información tomada de fuentes externas.</w:t>
-      </w:r>
-    </w:p>
-    <w:bookmarkEnd w:id="9"/>
-    <w:bookmarkStart w:id="10" w:name="situación-problemática"/>
-    <w:p>
-      <w:pPr>
-        <w:pStyle w:val="Heading1"/>
-      </w:pPr>
-      <w:r>
-        <w:t xml:space="preserve">2. Situación problemática</w:t>
-      </w:r>
-    </w:p>
-    <w:p>
-      <w:pPr>
-        <w:pStyle w:val="FirstParagraph"/>
-      </w:pPr>
-      <w:r>
-        <w:t xml:space="preserve">El agua dulce disponible no está distribuida de manera uniforme ni es constante</w:t>
-      </w:r>
-      <w:r>
-        <w:t xml:space="preserve"> </w:t>
-      </w:r>
-      <w:r>
-        <w:t xml:space="preserve">en el tiempo. Su disponibilidad depende del balance entre la precipitación</w:t>
-      </w:r>
-      <w:r>
-        <w:t xml:space="preserve"> </w:t>
-      </w:r>
-      <w:r>
-        <w:t xml:space="preserve">recibida y las pérdidas por evapotranspiración y escorrentía, y ese balance se</w:t>
-      </w:r>
-      <w:r>
-        <w:t xml:space="preserve"> </w:t>
-      </w:r>
-      <w:r>
-        <w:t xml:space="preserve">acumula durante meses o años en el suelo, en los cuerpos de agua superficiales y</w:t>
-      </w:r>
-      <w:r>
-        <w:t xml:space="preserve"> </w:t>
-      </w:r>
-      <w:r>
-        <w:t xml:space="preserve">en los acuíferos. Cuando permanece negativo de forma prolongada aparece la</w:t>
-      </w:r>
-      <w:r>
-        <w:t xml:space="preserve"> </w:t>
-      </w:r>
-      <w:r>
-        <w:rPr>
-          <w:b/>
-          <w:bCs/>
-        </w:rPr>
-        <w:t xml:space="preserve">sequía hidrológica</w:t>
-      </w:r>
-      <w:r>
-        <w:t xml:space="preserve">: una reducción sostenida del agua efectivamente almacenada</w:t>
-      </w:r>
-      <w:r>
-        <w:t xml:space="preserve"> </w:t>
-      </w:r>
-      <w:r>
-        <w:t xml:space="preserve">en un territorio.</w:t>
-      </w:r>
-    </w:p>
-    <w:p>
-      <w:pPr>
-        <w:pStyle w:val="BodyText"/>
-      </w:pPr>
-      <w:r>
-        <w:t xml:space="preserve">El problema práctico es que esa reducción no se observa con facilidad. La lluvia</w:t>
-      </w:r>
-      <w:r>
-        <w:t xml:space="preserve"> </w:t>
-      </w:r>
-      <w:r>
-        <w:t xml:space="preserve">se mide bien, pero no describe por sí sola el estado del sistema: una región</w:t>
-      </w:r>
-      <w:r>
-        <w:t xml:space="preserve"> </w:t>
-      </w:r>
-      <w:r>
-        <w:t xml:space="preserve">puede recibir precipitación normal y seguir agotándose si la demanda evaporativa</w:t>
-      </w:r>
-      <w:r>
-        <w:t xml:space="preserve"> </w:t>
-      </w:r>
-      <w:r>
-        <w:t xml:space="preserve">es alta o si la extracción de agua subterránea excede la recarga. Medir</w:t>
-      </w:r>
-      <w:r>
-        <w:t xml:space="preserve"> </w:t>
-      </w:r>
-      <w:r>
-        <w:t xml:space="preserve">directamente el agua almacenada exigiría una red de observación que a escala</w:t>
-      </w:r>
-      <w:r>
-        <w:t xml:space="preserve"> </w:t>
-      </w:r>
-      <w:r>
-        <w:t xml:space="preserve">global no existe con cobertura suficiente.</w:t>
-      </w:r>
-    </w:p>
-    <w:p>
-      <w:pPr>
-        <w:pStyle w:val="BodyText"/>
-      </w:pPr>
-      <w:r>
-        <w:t xml:space="preserve">Los datos satelitales cambian ese planteamiento. Las misiones</w:t>
-      </w:r>
-      <w:r>
-        <w:t xml:space="preserve"> </w:t>
-      </w:r>
-      <w:r>
-        <w:rPr>
-          <w:b/>
-          <w:bCs/>
-        </w:rPr>
-        <w:t xml:space="preserve">GRACE</w:t>
-      </w:r>
-      <w:r>
-        <w:t xml:space="preserve"> </w:t>
-      </w:r>
-      <w:r>
-        <w:t xml:space="preserve">(2002–2017)</w:t>
-      </w:r>
-      <w:r>
-        <w:t xml:space="preserve"> </w:t>
-      </w:r>
-      <w:r>
-        <w:t xml:space="preserve">y</w:t>
-      </w:r>
-      <w:r>
-        <w:t xml:space="preserve"> </w:t>
-      </w:r>
-      <w:r>
-        <w:rPr>
-          <w:b/>
-          <w:bCs/>
-        </w:rPr>
-        <w:t xml:space="preserve">GRACE-FO</w:t>
-      </w:r>
-      <w:r>
-        <w:t xml:space="preserve"> </w:t>
-      </w:r>
-      <w:r>
-        <w:t xml:space="preserve">(desde 2018) estiman el almacenamiento total de agua de forma</w:t>
-      </w:r>
-      <w:r>
-        <w:t xml:space="preserve"> </w:t>
-      </w:r>
-      <w:r>
-        <w:t xml:space="preserve">indirecta, midiendo variaciones del campo gravitatorio terrestre. Proporcionan</w:t>
-      </w:r>
-      <w:r>
-        <w:t xml:space="preserve"> </w:t>
-      </w:r>
-      <w:r>
-        <w:t xml:space="preserve">una variable comparable entre regiones que integra agua superficial y subterránea.</w:t>
-      </w:r>
-    </w:p>
-    <w:p>
-      <w:pPr>
-        <w:pStyle w:val="BodyText"/>
-      </w:pPr>
-      <w:r>
-        <w:t xml:space="preserve">Sin embargo, esta solución trae una limitación operativa. Según la descripción</w:t>
-      </w:r>
-      <w:r>
-        <w:t xml:space="preserve"> </w:t>
-      </w:r>
-      <w:r>
-        <w:t xml:space="preserve">oficial del reto, los productos derivados de GRACE se publican con un</w:t>
-      </w:r>
-      <w:r>
-        <w:t xml:space="preserve"> </w:t>
-      </w:r>
-      <w:r>
-        <w:rPr>
-          <w:b/>
-          <w:bCs/>
-        </w:rPr>
-        <w:t xml:space="preserve">retraso de</w:t>
-      </w:r>
-      <w:r>
-        <w:rPr>
-          <w:b/>
-          <w:bCs/>
-        </w:rPr>
-        <w:t xml:space="preserve"> </w:t>
-      </w:r>
-      <w:r>
-        <w:rPr>
-          <w:b/>
-          <w:bCs/>
-        </w:rPr>
-        <w:t xml:space="preserve">aproximadamente 2 a 3 meses</w:t>
-      </w:r>
-      <w:r>
-        <w:t xml:space="preserve">. Para monitoreo y alerta temprana se necesita</w:t>
-      </w:r>
-      <w:r>
-        <w:t xml:space="preserve"> </w:t>
-      </w:r>
-      <w:r>
-        <w:t xml:space="preserve">conocer el estado actual del sistema, y lo disponible es el estado de hace un</w:t>
-      </w:r>
-      <w:r>
-        <w:t xml:space="preserve"> </w:t>
-      </w:r>
-      <w:r>
-        <w:t xml:space="preserve">trimestre: la información existe, pero llega tarde para sostener una decisión.</w:t>
-      </w:r>
-    </w:p>
-    <w:p>
-      <w:pPr>
-        <w:pStyle w:val="BodyText"/>
-      </w:pPr>
-      <w:r>
-        <w:t xml:space="preserve">Anticipar el almacenamiento futuro no es trivial. El comportamiento del agua</w:t>
-      </w:r>
-      <w:r>
-        <w:t xml:space="preserve"> </w:t>
-      </w:r>
-      <w:r>
-        <w:t xml:space="preserve">almacenada no es homogéneo en el espacio; la señal combina tendencia,</w:t>
-      </w:r>
-      <w:r>
-        <w:t xml:space="preserve"> </w:t>
-      </w:r>
-      <w:r>
-        <w:t xml:space="preserve">estacionalidad y variabilidad interanual; las covariables de baja latencia</w:t>
-      </w:r>
-      <w:r>
-        <w:t xml:space="preserve"> </w:t>
-      </w:r>
-      <w:r>
-        <w:t xml:space="preserve">describen sobre todo la parte superficial del ciclo hidrológico, mientras el TWS</w:t>
-      </w:r>
-      <w:r>
-        <w:t xml:space="preserve"> </w:t>
-      </w:r>
-      <w:r>
-        <w:t xml:space="preserve">incluye componentes de respuesta lenta; y los registros satelitales presentan</w:t>
-      </w:r>
-      <w:r>
-        <w:t xml:space="preserve"> </w:t>
-      </w:r>
-      <w:r>
-        <w:t xml:space="preserve">interrupciones.</w:t>
-      </w:r>
-    </w:p>
-    <w:bookmarkEnd w:id="10"/>
-    <w:bookmarkStart w:id="11" w:name="problema-científico"/>
-    <w:p>
-      <w:pPr>
-        <w:pStyle w:val="Heading1"/>
-      </w:pPr>
-      <w:r>
-        <w:t xml:space="preserve">3. Problema científico</w:t>
-      </w:r>
-    </w:p>
-    <w:p>
-      <w:pPr>
-        <w:pStyle w:val="BlockText"/>
-      </w:pPr>
-      <w:r>
-        <w:rPr>
-          <w:b/>
-          <w:bCs/>
-        </w:rPr>
-        <w:t xml:space="preserve">¿Qué patrones temporales, estacionales y espaciales presenta la anomalía de</w:t>
-      </w:r>
-      <w:r>
-        <w:rPr>
-          <w:b/>
-          <w:bCs/>
-        </w:rPr>
-        <w:t xml:space="preserve"> </w:t>
-      </w:r>
-      <w:r>
-        <w:rPr>
-          <w:b/>
-          <w:bCs/>
-        </w:rPr>
-        <w:t xml:space="preserve">almacenamiento total de agua (TWS) en el conjunto de datos del reto, y qué</w:t>
-      </w:r>
-      <w:r>
-        <w:rPr>
-          <w:b/>
-          <w:bCs/>
-        </w:rPr>
-        <w:t xml:space="preserve"> </w:t>
-      </w:r>
-      <w:r>
-        <w:rPr>
-          <w:b/>
-          <w:bCs/>
-        </w:rPr>
-        <w:t xml:space="preserve">variables satelitales y climáticas disponibles en el mes actual muestran mayor</w:t>
-      </w:r>
-      <w:r>
-        <w:rPr>
-          <w:b/>
-          <w:bCs/>
-        </w:rPr>
-        <w:t xml:space="preserve"> </w:t>
-      </w:r>
-      <w:r>
-        <w:rPr>
-          <w:b/>
-          <w:bCs/>
-        </w:rPr>
-        <w:t xml:space="preserve">asociación con el TWS del mes siguiente, de manera que puedan sustentar la</w:t>
-      </w:r>
-      <w:r>
-        <w:rPr>
-          <w:b/>
-          <w:bCs/>
-        </w:rPr>
-        <w:t xml:space="preserve"> </w:t>
-      </w:r>
-      <w:r>
-        <w:rPr>
-          <w:b/>
-          <w:bCs/>
-        </w:rPr>
-        <w:t xml:space="preserve">construcción de un modelo de pronóstico a un mes de horizonte?</w:t>
-      </w:r>
-    </w:p>
-    <w:p>
-      <w:pPr>
-        <w:pStyle w:val="FirstParagraph"/>
-      </w:pPr>
-      <w:r>
-        <w:t xml:space="preserve">Se trata de una pregunta descriptiva y asociativa, no causal.</w:t>
-      </w:r>
-    </w:p>
-    <w:bookmarkEnd w:id="11"/>
-    <w:bookmarkStart w:id="14" w:name="objetivos"/>
-    <w:p>
-      <w:pPr>
-        <w:pStyle w:val="Heading1"/>
-      </w:pPr>
-      <w:r>
-        <w:t xml:space="preserve">4. Objetivos</w:t>
-      </w:r>
-    </w:p>
-    <w:bookmarkStart w:id="12" w:name="objetivo-general"/>
+        <w:rPr>
+          <w:b/>
+          <w:bCs/>
+        </w:rPr>
+        <w:t xml:space="preserve">Repositorio:</w:t>
+      </w:r>
+      <w:r>
+        <w:t xml:space="preserve"> </w:t>
+      </w:r>
+      <w:hyperlink r:id="rId9">
+        <w:r>
+          <w:rPr>
+            <w:rStyle w:val="Hyperlink"/>
+          </w:rPr>
+          <w:t xml:space="preserve">https://github.com/Javiervalladares1/CC3084-Proyecto2-Drought-EDA</w:t>
+        </w:r>
+      </w:hyperlink>
+    </w:p>
+    <w:p>
+      <w:r>
+        <w:br w:type="page"/>
+      </w:r>
+    </w:p>
+    <w:bookmarkStart w:id="10" w:name="contenido"/>
     <w:p>
       <w:pPr>
         <w:pStyle w:val="Heading2"/>
       </w:pPr>
       <w:r>
-        <w:t xml:space="preserve">4.1 Objetivo general</w:t>
-      </w:r>
-    </w:p>
-    <w:p>
-      <w:pPr>
-        <w:pStyle w:val="FirstParagraph"/>
-      </w:pPr>
-      <w:r>
-        <w:t xml:space="preserve">Caracterizar, mediante un análisis exploratorio reproducible, el comportamiento</w:t>
-      </w:r>
-      <w:r>
-        <w:t xml:space="preserve"> </w:t>
-      </w:r>
-      <w:r>
-        <w:t xml:space="preserve">temporal, estacional y espacial de la anomalía de almacenamiento total de agua</w:t>
-      </w:r>
-      <w:r>
-        <w:t xml:space="preserve"> </w:t>
-      </w:r>
-      <w:r>
-        <w:t xml:space="preserve">(TWS) y de sus covariables en el conjunto de datos del reto, con el fin de</w:t>
-      </w:r>
-      <w:r>
-        <w:t xml:space="preserve"> </w:t>
-      </w:r>
-      <w:r>
-        <w:t xml:space="preserve">identificar los patrones y las variables que sustenten la construcción posterior</w:t>
-      </w:r>
-      <w:r>
-        <w:t xml:space="preserve"> </w:t>
-      </w:r>
-      <w:r>
-        <w:t xml:space="preserve">de un modelo de pronóstico a un mes de horizonte.</w:t>
-      </w:r>
-    </w:p>
-    <w:bookmarkEnd w:id="12"/>
-    <w:bookmarkStart w:id="13" w:name="objetivos-específicos"/>
-    <w:p>
-      <w:pPr>
-        <w:pStyle w:val="Heading2"/>
-      </w:pPr>
-      <w:r>
-        <w:t xml:space="preserve">4.2 Objetivos específicos</w:t>
+        <w:t xml:space="preserve">Contenido</w:t>
       </w:r>
     </w:p>
     <w:p>
@@ -604,23 +255,7 @@
         </w:numPr>
       </w:pPr>
       <w:r>
-        <w:rPr>
-          <w:b/>
-          <w:bCs/>
-        </w:rPr>
-        <w:t xml:space="preserve">Describir</w:t>
-      </w:r>
-      <w:r>
-        <w:t xml:space="preserve"> </w:t>
-      </w:r>
-      <w:r>
-        <w:t xml:space="preserve">la estructura del conjunto de datos: observaciones, variables,</w:t>
-      </w:r>
-      <w:r>
-        <w:t xml:space="preserve"> </w:t>
-      </w:r>
-      <w:r>
-        <w:t xml:space="preserve">tipos, y cobertura temporal y espacial.</w:t>
+        <w:t xml:space="preserve">Introducción</w:t>
       </w:r>
     </w:p>
     <w:p>
@@ -632,29 +267,7 @@
         </w:numPr>
       </w:pPr>
       <w:r>
-        <w:rPr>
-          <w:b/>
-          <w:bCs/>
-        </w:rPr>
-        <w:t xml:space="preserve">Evaluar</w:t>
-      </w:r>
-      <w:r>
-        <w:t xml:space="preserve"> </w:t>
-      </w:r>
-      <w:r>
-        <w:t xml:space="preserve">la calidad de los datos cuantificando valores faltantes,</w:t>
-      </w:r>
-      <w:r>
-        <w:t xml:space="preserve"> </w:t>
-      </w:r>
-      <w:r>
-        <w:t xml:space="preserve">duplicados y valores extremos, determinando si responden a patrones</w:t>
-      </w:r>
-      <w:r>
-        <w:t xml:space="preserve"> </w:t>
-      </w:r>
-      <w:r>
-        <w:t xml:space="preserve">temporales o espaciales antes de decidir su tratamiento.</w:t>
+        <w:t xml:space="preserve">Situación problemática</w:t>
       </w:r>
     </w:p>
     <w:p>
@@ -666,23 +279,7 @@
         </w:numPr>
       </w:pPr>
       <w:r>
-        <w:rPr>
-          <w:b/>
-          <w:bCs/>
-        </w:rPr>
-        <w:t xml:space="preserve">Analizar</w:t>
-      </w:r>
-      <w:r>
-        <w:t xml:space="preserve"> </w:t>
-      </w:r>
-      <w:r>
-        <w:t xml:space="preserve">el comportamiento temporal de la variable objetivo para</w:t>
-      </w:r>
-      <w:r>
-        <w:t xml:space="preserve"> </w:t>
-      </w:r>
-      <w:r>
-        <w:t xml:space="preserve">determinar la existencia de tendencia, estacionalidad y periodos anómalos.</w:t>
+        <w:t xml:space="preserve">Problema científico</w:t>
       </w:r>
     </w:p>
     <w:p>
@@ -694,23 +291,31 @@
         </w:numPr>
       </w:pPr>
       <w:r>
-        <w:rPr>
-          <w:b/>
-          <w:bCs/>
-        </w:rPr>
-        <w:t xml:space="preserve">Comparar</w:t>
-      </w:r>
-      <w:r>
-        <w:t xml:space="preserve"> </w:t>
-      </w:r>
-      <w:r>
-        <w:t xml:space="preserve">el comportamiento del almacenamiento entre ubicaciones</w:t>
-      </w:r>
-      <w:r>
-        <w:t xml:space="preserve"> </w:t>
-      </w:r>
-      <w:r>
-        <w:t xml:space="preserve">geográficas.</w:t>
+        <w:t xml:space="preserve">Objetivos</w:t>
+      </w:r>
+    </w:p>
+    <w:p>
+      <w:pPr>
+        <w:pStyle w:val="Compact"/>
+        <w:numPr>
+          <w:ilvl w:val="1"/>
+          <w:numId w:val="1002"/>
+        </w:numPr>
+      </w:pPr>
+      <w:r>
+        <w:t xml:space="preserve">4.1 Objetivo general</w:t>
+      </w:r>
+    </w:p>
+    <w:p>
+      <w:pPr>
+        <w:pStyle w:val="Compact"/>
+        <w:numPr>
+          <w:ilvl w:val="1"/>
+          <w:numId w:val="1002"/>
+        </w:numPr>
+      </w:pPr>
+      <w:r>
+        <w:t xml:space="preserve">4.2 Objetivos específicos</w:t>
       </w:r>
     </w:p>
     <w:p>
@@ -722,23 +327,31 @@
         </w:numPr>
       </w:pPr>
       <w:r>
-        <w:rPr>
-          <w:b/>
-          <w:bCs/>
-        </w:rPr>
-        <w:t xml:space="preserve">Determinar</w:t>
-      </w:r>
-      <w:r>
-        <w:t xml:space="preserve"> </w:t>
-      </w:r>
-      <w:r>
-        <w:t xml:space="preserve">el grado de asociación entre la variable objetivo, el</w:t>
-      </w:r>
-      <w:r>
-        <w:t xml:space="preserve"> </w:t>
-      </w:r>
-      <w:r>
-        <w:t xml:space="preserve">almacenamiento del mes actual y las covariables climáticas.</w:t>
+        <w:t xml:space="preserve">Contexto e investigación previa</w:t>
+      </w:r>
+    </w:p>
+    <w:p>
+      <w:pPr>
+        <w:pStyle w:val="Compact"/>
+        <w:numPr>
+          <w:ilvl w:val="1"/>
+          <w:numId w:val="1003"/>
+        </w:numPr>
+      </w:pPr>
+      <w:r>
+        <w:t xml:space="preserve">5.1 Qué es el Total Water Storage</w:t>
+      </w:r>
+    </w:p>
+    <w:p>
+      <w:pPr>
+        <w:pStyle w:val="Compact"/>
+        <w:numPr>
+          <w:ilvl w:val="1"/>
+          <w:numId w:val="1003"/>
+        </w:numPr>
+      </w:pPr>
+      <w:r>
+        <w:t xml:space="preserve">5.2 El SPEI</w:t>
       </w:r>
     </w:p>
     <w:p>
@@ -750,43 +363,202 @@
         </w:numPr>
       </w:pPr>
       <w:r>
-        <w:rPr>
-          <w:b/>
-          <w:bCs/>
-        </w:rPr>
-        <w:t xml:space="preserve">Identificar</w:t>
-      </w:r>
-      <w:r>
-        <w:t xml:space="preserve"> </w:t>
-      </w:r>
-      <w:r>
-        <w:t xml:space="preserve">las variables y transformaciones candidatas para la etapa</w:t>
-      </w:r>
-      <w:r>
-        <w:t xml:space="preserve"> </w:t>
-      </w:r>
-      <w:r>
-        <w:t xml:space="preserve">posterior de modelado.</w:t>
-      </w:r>
-    </w:p>
-    <w:bookmarkEnd w:id="13"/>
-    <w:bookmarkEnd w:id="14"/>
-    <w:bookmarkStart w:id="17" w:name="contexto-e-investigación-previa"/>
+        <w:t xml:space="preserve">Descripción de los datos</w:t>
+      </w:r>
+    </w:p>
+    <w:p>
+      <w:pPr>
+        <w:pStyle w:val="Compact"/>
+        <w:numPr>
+          <w:ilvl w:val="1"/>
+          <w:numId w:val="1004"/>
+        </w:numPr>
+      </w:pPr>
+      <w:r>
+        <w:t xml:space="preserve">6.1 Variables</w:t>
+      </w:r>
+    </w:p>
+    <w:p>
+      <w:pPr>
+        <w:pStyle w:val="Compact"/>
+        <w:numPr>
+          <w:ilvl w:val="1"/>
+          <w:numId w:val="1004"/>
+        </w:numPr>
+      </w:pPr>
+      <w:r>
+        <w:t xml:space="preserve">6.2 Verificación de la variable objetivo</w:t>
+      </w:r>
+    </w:p>
+    <w:p>
+      <w:pPr>
+        <w:pStyle w:val="Compact"/>
+        <w:numPr>
+          <w:ilvl w:val="0"/>
+          <w:numId w:val="1001"/>
+        </w:numPr>
+      </w:pPr>
+      <w:r>
+        <w:t xml:space="preserve">Limpieza y preprocesamiento</w:t>
+      </w:r>
+    </w:p>
+    <w:p>
+      <w:pPr>
+        <w:pStyle w:val="Compact"/>
+        <w:numPr>
+          <w:ilvl w:val="0"/>
+          <w:numId w:val="1001"/>
+        </w:numPr>
+      </w:pPr>
+      <w:r>
+        <w:t xml:space="preserve">Análisis exploratorio</w:t>
+      </w:r>
+    </w:p>
+    <w:p>
+      <w:pPr>
+        <w:pStyle w:val="Compact"/>
+        <w:numPr>
+          <w:ilvl w:val="1"/>
+          <w:numId w:val="1005"/>
+        </w:numPr>
+      </w:pPr>
+      <w:r>
+        <w:t xml:space="preserve">8.1 Los faltantes están en el calendario, no en las celdas</w:t>
+      </w:r>
+    </w:p>
+    <w:p>
+      <w:pPr>
+        <w:pStyle w:val="Compact"/>
+        <w:numPr>
+          <w:ilvl w:val="1"/>
+          <w:numId w:val="1005"/>
+        </w:numPr>
+      </w:pPr>
+      <w:r>
+        <w:t xml:space="preserve">8.2 Distribuciones y estadística descriptiva</w:t>
+      </w:r>
+    </w:p>
+    <w:p>
+      <w:pPr>
+        <w:pStyle w:val="Compact"/>
+        <w:numPr>
+          <w:ilvl w:val="1"/>
+          <w:numId w:val="1005"/>
+        </w:numPr>
+      </w:pPr>
+      <w:r>
+        <w:t xml:space="preserve">8.3 Valores atípicos</w:t>
+      </w:r>
+    </w:p>
+    <w:p>
+      <w:pPr>
+        <w:pStyle w:val="Compact"/>
+        <w:numPr>
+          <w:ilvl w:val="1"/>
+          <w:numId w:val="1005"/>
+        </w:numPr>
+      </w:pPr>
+      <w:r>
+        <w:t xml:space="preserve">8.4 Comportamiento temporal y estacionalidad</w:t>
+      </w:r>
+    </w:p>
+    <w:p>
+      <w:pPr>
+        <w:pStyle w:val="Compact"/>
+        <w:numPr>
+          <w:ilvl w:val="1"/>
+          <w:numId w:val="1005"/>
+        </w:numPr>
+      </w:pPr>
+      <w:r>
+        <w:t xml:space="preserve">8.5 Análisis espacial</w:t>
+      </w:r>
+    </w:p>
+    <w:p>
+      <w:pPr>
+        <w:pStyle w:val="Compact"/>
+        <w:numPr>
+          <w:ilvl w:val="1"/>
+          <w:numId w:val="1005"/>
+        </w:numPr>
+      </w:pPr>
+      <w:r>
+        <w:t xml:space="preserve">8.6 Correlaciones</w:t>
+      </w:r>
+    </w:p>
+    <w:p>
+      <w:pPr>
+        <w:pStyle w:val="Compact"/>
+        <w:numPr>
+          <w:ilvl w:val="1"/>
+          <w:numId w:val="1005"/>
+        </w:numPr>
+      </w:pPr>
+      <w:r>
+        <w:t xml:space="preserve">8.7 Categorías de sequía</w:t>
+      </w:r>
+    </w:p>
+    <w:p>
+      <w:pPr>
+        <w:pStyle w:val="Compact"/>
+        <w:numPr>
+          <w:ilvl w:val="0"/>
+          <w:numId w:val="1001"/>
+        </w:numPr>
+      </w:pPr>
+      <w:r>
+        <w:t xml:space="preserve">Hallazgos</w:t>
+      </w:r>
+    </w:p>
+    <w:p>
+      <w:pPr>
+        <w:pStyle w:val="Compact"/>
+        <w:numPr>
+          <w:ilvl w:val="0"/>
+          <w:numId w:val="1001"/>
+        </w:numPr>
+      </w:pPr>
+      <w:r>
+        <w:t xml:space="preserve">Conclusiones</w:t>
+      </w:r>
+    </w:p>
+    <w:p>
+      <w:pPr>
+        <w:pStyle w:val="Compact"/>
+        <w:numPr>
+          <w:ilvl w:val="0"/>
+          <w:numId w:val="1001"/>
+        </w:numPr>
+      </w:pPr>
+      <w:r>
+        <w:t xml:space="preserve">Próximos pasos</w:t>
+      </w:r>
+    </w:p>
+    <w:p>
+      <w:pPr>
+        <w:pStyle w:val="Compact"/>
+        <w:numPr>
+          <w:ilvl w:val="0"/>
+          <w:numId w:val="1001"/>
+        </w:numPr>
+      </w:pPr>
+      <w:r>
+        <w:t xml:space="preserve">Referencias</w:t>
+      </w:r>
+    </w:p>
+    <w:p>
+      <w:r>
+        <w:br w:type="page"/>
+      </w:r>
+    </w:p>
+    <w:bookmarkEnd w:id="10"/>
+    <w:bookmarkStart w:id="11" w:name="introducción"/>
     <w:p>
       <w:pPr>
         <w:pStyle w:val="Heading1"/>
       </w:pPr>
       <w:r>
-        <w:t xml:space="preserve">5. Contexto e investigación previa</w:t>
-      </w:r>
-    </w:p>
-    <w:bookmarkStart w:id="15" w:name="qué-es-el-total-water-storage"/>
-    <w:p>
-      <w:pPr>
-        <w:pStyle w:val="Heading2"/>
-      </w:pPr>
-      <w:r>
-        <w:t xml:space="preserve">5.1 Qué es el Total Water Storage</w:t>
+        <w:t xml:space="preserve">1. Introducción</w:t>
       </w:r>
     </w:p>
     <w:p>
@@ -794,110 +566,7 @@
         <w:pStyle w:val="FirstParagraph"/>
       </w:pPr>
       <w:r>
-        <w:t xml:space="preserve">El</w:t>
-      </w:r>
-      <w:r>
-        <w:t xml:space="preserve"> </w:t>
-      </w:r>
-      <w:r>
-        <w:rPr>
-          <w:b/>
-          <w:bCs/>
-        </w:rPr>
-        <w:t xml:space="preserve">TWS</w:t>
-      </w:r>
-      <w:r>
-        <w:t xml:space="preserve"> </w:t>
-      </w:r>
-      <w:r>
-        <w:t xml:space="preserve">se define en la documentación del reto como todo el agua almacenada</w:t>
-      </w:r>
-      <w:r>
-        <w:t xml:space="preserve"> </w:t>
-      </w:r>
-      <w:r>
-        <w:t xml:space="preserve">sobre y bajo la superficie terrestre: agua subterránea, humedad del suelo, agua</w:t>
-      </w:r>
-      <w:r>
-        <w:t xml:space="preserve"> </w:t>
-      </w:r>
-      <w:r>
-        <w:t xml:space="preserve">superficial, nieve y hielo. Se expresa como</w:t>
-      </w:r>
-      <w:r>
-        <w:t xml:space="preserve"> </w:t>
-      </w:r>
-      <w:r>
-        <w:rPr>
-          <w:b/>
-          <w:bCs/>
-        </w:rPr>
-        <w:t xml:space="preserve">anomalía</w:t>
-      </w:r>
-      <w:r>
-        <w:t xml:space="preserve">, es decir, como</w:t>
-      </w:r>
-      <w:r>
-        <w:t xml:space="preserve"> </w:t>
-      </w:r>
-      <w:r>
-        <w:t xml:space="preserve">desviación respecto a una línea base histórica.</w:t>
-      </w:r>
-    </w:p>
-    <w:p>
-      <w:pPr>
-        <w:pStyle w:val="BodyText"/>
-      </w:pPr>
-      <w:r>
-        <w:t xml:space="preserve">Las misiones GRACE y GRACE-FO no observan el agua directamente: miden variaciones</w:t>
-      </w:r>
-      <w:r>
-        <w:t xml:space="preserve"> </w:t>
-      </w:r>
-      <w:r>
-        <w:t xml:space="preserve">del campo gravitatorio terrestre. Como el agua tiene masa, un cambio en el</w:t>
-      </w:r>
-      <w:r>
-        <w:t xml:space="preserve"> </w:t>
-      </w:r>
-      <w:r>
-        <w:t xml:space="preserve">almacenamiento de una región modifica localmente la gravedad. De ahí se derivan</w:t>
-      </w:r>
-      <w:r>
-        <w:t xml:space="preserve"> </w:t>
-      </w:r>
-      <w:r>
-        <w:t xml:space="preserve">tres características que condicionan el análisis: resolución espacial del orden</w:t>
-      </w:r>
-      <w:r>
-        <w:t xml:space="preserve"> </w:t>
-      </w:r>
-      <w:r>
-        <w:t xml:space="preserve">de cientos de kilómetros, resolución temporal mensual, y una medida integrada en</w:t>
-      </w:r>
-      <w:r>
-        <w:t xml:space="preserve"> </w:t>
-      </w:r>
-      <w:r>
-        <w:t xml:space="preserve">profundidad que responde con más inercia que la lluvia.</w:t>
-      </w:r>
-    </w:p>
-    <w:bookmarkEnd w:id="15"/>
-    <w:bookmarkStart w:id="16" w:name="el-spei"/>
-    <w:p>
-      <w:pPr>
-        <w:pStyle w:val="Heading2"/>
-      </w:pPr>
-      <w:r>
-        <w:t xml:space="preserve">5.2 El SPEI</w:t>
-      </w:r>
-    </w:p>
-    <w:p>
-      <w:pPr>
-        <w:pStyle w:val="FirstParagraph"/>
-      </w:pPr>
-      <w:r>
-        <w:t xml:space="preserve">El</w:t>
+        <w:t xml:space="preserve">Este informe presenta el análisis exploratorio de datos del reto</w:t>
       </w:r>
       <w:r>
         <w:t xml:space="preserve"> </w:t>
@@ -907,6 +576,842 @@
           <w:i/>
           <w:iCs/>
         </w:rPr>
+        <w:t xml:space="preserve">A Step Ahead of</w:t>
+      </w:r>
+      <w:r>
+        <w:rPr>
+          <w:i/>
+          <w:iCs/>
+        </w:rPr>
+        <w:t xml:space="preserve"> </w:t>
+      </w:r>
+      <w:r>
+        <w:rPr>
+          <w:i/>
+          <w:iCs/>
+        </w:rPr>
+        <w:t xml:space="preserve">Drought: Forecasting Global Water Storage Challenge</w:t>
+      </w:r>
+      <w:r>
+        <w:t xml:space="preserve">, organizado por la</w:t>
+      </w:r>
+      <w:r>
+        <w:t xml:space="preserve"> </w:t>
+      </w:r>
+      <w:r>
+        <w:t xml:space="preserve">International Telecommunication Union (ITU) junto con agencias del Sistema de</w:t>
+      </w:r>
+      <w:r>
+        <w:t xml:space="preserve"> </w:t>
+      </w:r>
+      <w:r>
+        <w:t xml:space="preserve">Naciones Unidas y alojado en la plataforma Zindi. El reto pertenece a la</w:t>
+      </w:r>
+      <w:r>
+        <w:t xml:space="preserve"> </w:t>
+      </w:r>
+      <w:r>
+        <w:t xml:space="preserve">categoría de</w:t>
+      </w:r>
+      <w:r>
+        <w:t xml:space="preserve"> </w:t>
+      </w:r>
+      <w:r>
+        <w:rPr>
+          <w:b/>
+          <w:bCs/>
+        </w:rPr>
+        <w:t xml:space="preserve">series de tiempo con datos satelitales</w:t>
+      </w:r>
+      <w:r>
+        <w:t xml:space="preserve">.</w:t>
+      </w:r>
+    </w:p>
+    <w:p>
+      <w:pPr>
+        <w:pStyle w:val="BodyText"/>
+      </w:pPr>
+      <w:r>
+        <w:t xml:space="preserve">El objetivo de esta etapa no es construir el modelo de pronóstico, sino</w:t>
+      </w:r>
+      <w:r>
+        <w:t xml:space="preserve"> </w:t>
+      </w:r>
+      <w:r>
+        <w:t xml:space="preserve">comprender el fenómeno estudiado, la estructura del conjunto de datos y los</w:t>
+      </w:r>
+      <w:r>
+        <w:t xml:space="preserve"> </w:t>
+      </w:r>
+      <w:r>
+        <w:t xml:space="preserve">patrones que permitirán, en una fase posterior, plantear un modelo con criterio.</w:t>
+      </w:r>
+    </w:p>
+    <w:p>
+      <w:pPr>
+        <w:pStyle w:val="BodyText"/>
+      </w:pPr>
+      <w:r>
+        <w:t xml:space="preserve">Todo el análisis es reproducible: el cuaderno</w:t>
+      </w:r>
+      <w:r>
+        <w:t xml:space="preserve"> </w:t>
+      </w:r>
+      <w:r>
+        <w:rPr>
+          <w:rStyle w:val="VerbatimChar"/>
+        </w:rPr>
+        <w:t xml:space="preserve">Proyecto2_Analisis_Exploratorio.ipynb</w:t>
+      </w:r>
+      <w:r>
+        <w:t xml:space="preserve"> </w:t>
+      </w:r>
+      <w:r>
+        <w:t xml:space="preserve">se ejecuta de principio a fin sin errores y genera las tablas y figuras que aquí</w:t>
+      </w:r>
+      <w:r>
+        <w:t xml:space="preserve"> </w:t>
+      </w:r>
+      <w:r>
+        <w:t xml:space="preserve">se citan. El código, el notebook ejecutado y los entregables están versionados en:</w:t>
+      </w:r>
+    </w:p>
+    <w:p>
+      <w:pPr>
+        <w:pStyle w:val="BlockText"/>
+      </w:pPr>
+      <w:hyperlink r:id="rId9">
+        <w:r>
+          <w:rPr>
+            <w:rStyle w:val="Hyperlink"/>
+            <w:b/>
+            <w:bCs/>
+          </w:rPr>
+          <w:t xml:space="preserve">https://github.com/Javiervalladares1/CC3084-Proyecto2-Drought-EDA</w:t>
+        </w:r>
+      </w:hyperlink>
+    </w:p>
+    <w:p>
+      <w:pPr>
+        <w:pStyle w:val="FirstParagraph"/>
+      </w:pPr>
+      <w:r>
+        <w:t xml:space="preserve">A lo largo del documento se distingue explícitamente entre lo que se observa en</w:t>
+      </w:r>
+      <w:r>
+        <w:t xml:space="preserve"> </w:t>
+      </w:r>
+      <w:r>
+        <w:t xml:space="preserve">los datos y la información tomada de fuentes externas.</w:t>
+      </w:r>
+    </w:p>
+    <w:bookmarkEnd w:id="11"/>
+    <w:bookmarkStart w:id="12" w:name="situación-problemática"/>
+    <w:p>
+      <w:pPr>
+        <w:pStyle w:val="Heading1"/>
+      </w:pPr>
+      <w:r>
+        <w:t xml:space="preserve">2. Situación problemática</w:t>
+      </w:r>
+    </w:p>
+    <w:p>
+      <w:pPr>
+        <w:pStyle w:val="FirstParagraph"/>
+      </w:pPr>
+      <w:r>
+        <w:t xml:space="preserve">El agua dulce disponible no está distribuida de manera uniforme ni es constante</w:t>
+      </w:r>
+      <w:r>
+        <w:t xml:space="preserve"> </w:t>
+      </w:r>
+      <w:r>
+        <w:t xml:space="preserve">en el tiempo. Su disponibilidad depende del balance entre la precipitación</w:t>
+      </w:r>
+      <w:r>
+        <w:t xml:space="preserve"> </w:t>
+      </w:r>
+      <w:r>
+        <w:t xml:space="preserve">recibida y las pérdidas por evapotranspiración y escorrentía, y ese balance se</w:t>
+      </w:r>
+      <w:r>
+        <w:t xml:space="preserve"> </w:t>
+      </w:r>
+      <w:r>
+        <w:t xml:space="preserve">acumula durante meses o años en el suelo, en los cuerpos de agua superficiales y</w:t>
+      </w:r>
+      <w:r>
+        <w:t xml:space="preserve"> </w:t>
+      </w:r>
+      <w:r>
+        <w:t xml:space="preserve">en los acuíferos. Cuando permanece negativo de forma prolongada aparece la</w:t>
+      </w:r>
+      <w:r>
+        <w:t xml:space="preserve"> </w:t>
+      </w:r>
+      <w:r>
+        <w:rPr>
+          <w:b/>
+          <w:bCs/>
+        </w:rPr>
+        <w:t xml:space="preserve">sequía hidrológica</w:t>
+      </w:r>
+      <w:r>
+        <w:t xml:space="preserve">: una reducción sostenida del agua efectivamente almacenada</w:t>
+      </w:r>
+      <w:r>
+        <w:t xml:space="preserve"> </w:t>
+      </w:r>
+      <w:r>
+        <w:t xml:space="preserve">en un territorio.</w:t>
+      </w:r>
+    </w:p>
+    <w:p>
+      <w:pPr>
+        <w:pStyle w:val="BodyText"/>
+      </w:pPr>
+      <w:r>
+        <w:t xml:space="preserve">El problema práctico es que esa reducción no se observa con facilidad. La lluvia</w:t>
+      </w:r>
+      <w:r>
+        <w:t xml:space="preserve"> </w:t>
+      </w:r>
+      <w:r>
+        <w:t xml:space="preserve">se mide bien, pero no describe por sí sola el estado del sistema: una región</w:t>
+      </w:r>
+      <w:r>
+        <w:t xml:space="preserve"> </w:t>
+      </w:r>
+      <w:r>
+        <w:t xml:space="preserve">puede recibir precipitación normal y seguir agotándose si la demanda evaporativa</w:t>
+      </w:r>
+      <w:r>
+        <w:t xml:space="preserve"> </w:t>
+      </w:r>
+      <w:r>
+        <w:t xml:space="preserve">es alta o si la extracción de agua subterránea excede la recarga. Medir</w:t>
+      </w:r>
+      <w:r>
+        <w:t xml:space="preserve"> </w:t>
+      </w:r>
+      <w:r>
+        <w:t xml:space="preserve">directamente el agua almacenada exigiría una red de observación que a escala</w:t>
+      </w:r>
+      <w:r>
+        <w:t xml:space="preserve"> </w:t>
+      </w:r>
+      <w:r>
+        <w:t xml:space="preserve">global no existe con cobertura suficiente.</w:t>
+      </w:r>
+    </w:p>
+    <w:p>
+      <w:pPr>
+        <w:pStyle w:val="BodyText"/>
+      </w:pPr>
+      <w:r>
+        <w:t xml:space="preserve">Los datos satelitales cambian ese planteamiento. Las misiones</w:t>
+      </w:r>
+      <w:r>
+        <w:t xml:space="preserve"> </w:t>
+      </w:r>
+      <w:r>
+        <w:rPr>
+          <w:b/>
+          <w:bCs/>
+        </w:rPr>
+        <w:t xml:space="preserve">GRACE</w:t>
+      </w:r>
+      <w:r>
+        <w:t xml:space="preserve"> </w:t>
+      </w:r>
+      <w:r>
+        <w:t xml:space="preserve">(2002–2017)</w:t>
+      </w:r>
+      <w:r>
+        <w:t xml:space="preserve"> </w:t>
+      </w:r>
+      <w:r>
+        <w:t xml:space="preserve">y</w:t>
+      </w:r>
+      <w:r>
+        <w:t xml:space="preserve"> </w:t>
+      </w:r>
+      <w:r>
+        <w:rPr>
+          <w:b/>
+          <w:bCs/>
+        </w:rPr>
+        <w:t xml:space="preserve">GRACE-FO</w:t>
+      </w:r>
+      <w:r>
+        <w:t xml:space="preserve"> </w:t>
+      </w:r>
+      <w:r>
+        <w:t xml:space="preserve">(desde 2018) estiman el almacenamiento total de agua de forma</w:t>
+      </w:r>
+      <w:r>
+        <w:t xml:space="preserve"> </w:t>
+      </w:r>
+      <w:r>
+        <w:t xml:space="preserve">indirecta, midiendo variaciones del campo gravitatorio terrestre. Proporcionan</w:t>
+      </w:r>
+      <w:r>
+        <w:t xml:space="preserve"> </w:t>
+      </w:r>
+      <w:r>
+        <w:t xml:space="preserve">una variable comparable entre regiones que integra agua superficial y subterránea.</w:t>
+      </w:r>
+    </w:p>
+    <w:p>
+      <w:pPr>
+        <w:pStyle w:val="BodyText"/>
+      </w:pPr>
+      <w:r>
+        <w:t xml:space="preserve">Sin embargo, esta solución trae una limitación operativa. Según la descripción</w:t>
+      </w:r>
+      <w:r>
+        <w:t xml:space="preserve"> </w:t>
+      </w:r>
+      <w:r>
+        <w:t xml:space="preserve">oficial del reto, los productos derivados de GRACE se publican con un</w:t>
+      </w:r>
+      <w:r>
+        <w:t xml:space="preserve"> </w:t>
+      </w:r>
+      <w:r>
+        <w:rPr>
+          <w:b/>
+          <w:bCs/>
+        </w:rPr>
+        <w:t xml:space="preserve">retraso de</w:t>
+      </w:r>
+      <w:r>
+        <w:rPr>
+          <w:b/>
+          <w:bCs/>
+        </w:rPr>
+        <w:t xml:space="preserve"> </w:t>
+      </w:r>
+      <w:r>
+        <w:rPr>
+          <w:b/>
+          <w:bCs/>
+        </w:rPr>
+        <w:t xml:space="preserve">aproximadamente 2 a 3 meses</w:t>
+      </w:r>
+      <w:r>
+        <w:t xml:space="preserve">. Para monitoreo y alerta temprana se necesita</w:t>
+      </w:r>
+      <w:r>
+        <w:t xml:space="preserve"> </w:t>
+      </w:r>
+      <w:r>
+        <w:t xml:space="preserve">conocer el estado actual del sistema, y lo disponible es el estado de hace un</w:t>
+      </w:r>
+      <w:r>
+        <w:t xml:space="preserve"> </w:t>
+      </w:r>
+      <w:r>
+        <w:t xml:space="preserve">trimestre: la información existe, pero llega tarde para sostener una decisión.</w:t>
+      </w:r>
+    </w:p>
+    <w:p>
+      <w:pPr>
+        <w:pStyle w:val="BodyText"/>
+      </w:pPr>
+      <w:r>
+        <w:t xml:space="preserve">Anticipar el almacenamiento futuro no es trivial. El comportamiento del agua</w:t>
+      </w:r>
+      <w:r>
+        <w:t xml:space="preserve"> </w:t>
+      </w:r>
+      <w:r>
+        <w:t xml:space="preserve">almacenada no es homogéneo en el espacio; la señal combina tendencia,</w:t>
+      </w:r>
+      <w:r>
+        <w:t xml:space="preserve"> </w:t>
+      </w:r>
+      <w:r>
+        <w:t xml:space="preserve">estacionalidad y variabilidad interanual; las covariables de baja latencia</w:t>
+      </w:r>
+      <w:r>
+        <w:t xml:space="preserve"> </w:t>
+      </w:r>
+      <w:r>
+        <w:t xml:space="preserve">describen sobre todo la parte superficial del ciclo hidrológico, mientras el TWS</w:t>
+      </w:r>
+      <w:r>
+        <w:t xml:space="preserve"> </w:t>
+      </w:r>
+      <w:r>
+        <w:t xml:space="preserve">incluye componentes de respuesta lenta; y los registros satelitales presentan</w:t>
+      </w:r>
+      <w:r>
+        <w:t xml:space="preserve"> </w:t>
+      </w:r>
+      <w:r>
+        <w:t xml:space="preserve">interrupciones.</w:t>
+      </w:r>
+    </w:p>
+    <w:bookmarkEnd w:id="12"/>
+    <w:bookmarkStart w:id="13" w:name="problema-científico"/>
+    <w:p>
+      <w:pPr>
+        <w:pStyle w:val="Heading1"/>
+      </w:pPr>
+      <w:r>
+        <w:t xml:space="preserve">3. Problema científico</w:t>
+      </w:r>
+    </w:p>
+    <w:p>
+      <w:pPr>
+        <w:pStyle w:val="BlockText"/>
+      </w:pPr>
+      <w:r>
+        <w:rPr>
+          <w:b/>
+          <w:bCs/>
+        </w:rPr>
+        <w:t xml:space="preserve">¿Qué patrones temporales, estacionales y espaciales presenta la anomalía de</w:t>
+      </w:r>
+      <w:r>
+        <w:rPr>
+          <w:b/>
+          <w:bCs/>
+        </w:rPr>
+        <w:t xml:space="preserve"> </w:t>
+      </w:r>
+      <w:r>
+        <w:rPr>
+          <w:b/>
+          <w:bCs/>
+        </w:rPr>
+        <w:t xml:space="preserve">almacenamiento total de agua (TWS) en el conjunto de datos del reto, y qué</w:t>
+      </w:r>
+      <w:r>
+        <w:rPr>
+          <w:b/>
+          <w:bCs/>
+        </w:rPr>
+        <w:t xml:space="preserve"> </w:t>
+      </w:r>
+      <w:r>
+        <w:rPr>
+          <w:b/>
+          <w:bCs/>
+        </w:rPr>
+        <w:t xml:space="preserve">variables satelitales y climáticas disponibles en el mes actual muestran mayor</w:t>
+      </w:r>
+      <w:r>
+        <w:rPr>
+          <w:b/>
+          <w:bCs/>
+        </w:rPr>
+        <w:t xml:space="preserve"> </w:t>
+      </w:r>
+      <w:r>
+        <w:rPr>
+          <w:b/>
+          <w:bCs/>
+        </w:rPr>
+        <w:t xml:space="preserve">asociación con el TWS del mes siguiente, de manera que puedan sustentar la</w:t>
+      </w:r>
+      <w:r>
+        <w:rPr>
+          <w:b/>
+          <w:bCs/>
+        </w:rPr>
+        <w:t xml:space="preserve"> </w:t>
+      </w:r>
+      <w:r>
+        <w:rPr>
+          <w:b/>
+          <w:bCs/>
+        </w:rPr>
+        <w:t xml:space="preserve">construcción de un modelo de pronóstico a un mes de horizonte?</w:t>
+      </w:r>
+    </w:p>
+    <w:p>
+      <w:pPr>
+        <w:pStyle w:val="FirstParagraph"/>
+      </w:pPr>
+      <w:r>
+        <w:t xml:space="preserve">Se trata de una pregunta descriptiva y asociativa, no causal.</w:t>
+      </w:r>
+    </w:p>
+    <w:bookmarkEnd w:id="13"/>
+    <w:bookmarkStart w:id="16" w:name="objetivos"/>
+    <w:p>
+      <w:pPr>
+        <w:pStyle w:val="Heading1"/>
+      </w:pPr>
+      <w:r>
+        <w:t xml:space="preserve">4. Objetivos</w:t>
+      </w:r>
+    </w:p>
+    <w:bookmarkStart w:id="14" w:name="objetivo-general"/>
+    <w:p>
+      <w:pPr>
+        <w:pStyle w:val="Heading2"/>
+      </w:pPr>
+      <w:r>
+        <w:t xml:space="preserve">4.1 Objetivo general</w:t>
+      </w:r>
+    </w:p>
+    <w:p>
+      <w:pPr>
+        <w:pStyle w:val="FirstParagraph"/>
+      </w:pPr>
+      <w:r>
+        <w:t xml:space="preserve">Caracterizar, mediante un análisis exploratorio reproducible, el comportamiento</w:t>
+      </w:r>
+      <w:r>
+        <w:t xml:space="preserve"> </w:t>
+      </w:r>
+      <w:r>
+        <w:t xml:space="preserve">temporal, estacional y espacial de la anomalía de almacenamiento total de agua</w:t>
+      </w:r>
+      <w:r>
+        <w:t xml:space="preserve"> </w:t>
+      </w:r>
+      <w:r>
+        <w:t xml:space="preserve">(TWS) y de sus covariables en el conjunto de datos del reto, con el fin de</w:t>
+      </w:r>
+      <w:r>
+        <w:t xml:space="preserve"> </w:t>
+      </w:r>
+      <w:r>
+        <w:t xml:space="preserve">identificar los patrones y las variables que sustenten la construcción posterior</w:t>
+      </w:r>
+      <w:r>
+        <w:t xml:space="preserve"> </w:t>
+      </w:r>
+      <w:r>
+        <w:t xml:space="preserve">de un modelo de pronóstico a un mes de horizonte.</w:t>
+      </w:r>
+    </w:p>
+    <w:bookmarkEnd w:id="14"/>
+    <w:bookmarkStart w:id="15" w:name="objetivos-específicos"/>
+    <w:p>
+      <w:pPr>
+        <w:pStyle w:val="Heading2"/>
+      </w:pPr>
+      <w:r>
+        <w:t xml:space="preserve">4.2 Objetivos específicos</w:t>
+      </w:r>
+    </w:p>
+    <w:p>
+      <w:pPr>
+        <w:pStyle w:val="Compact"/>
+        <w:numPr>
+          <w:ilvl w:val="0"/>
+          <w:numId w:val="1006"/>
+        </w:numPr>
+      </w:pPr>
+      <w:r>
+        <w:rPr>
+          <w:b/>
+          <w:bCs/>
+        </w:rPr>
+        <w:t xml:space="preserve">Describir</w:t>
+      </w:r>
+      <w:r>
+        <w:t xml:space="preserve"> </w:t>
+      </w:r>
+      <w:r>
+        <w:t xml:space="preserve">la estructura del conjunto de datos: observaciones, variables,</w:t>
+      </w:r>
+      <w:r>
+        <w:t xml:space="preserve"> </w:t>
+      </w:r>
+      <w:r>
+        <w:t xml:space="preserve">tipos, y cobertura temporal y espacial.</w:t>
+      </w:r>
+    </w:p>
+    <w:p>
+      <w:pPr>
+        <w:pStyle w:val="Compact"/>
+        <w:numPr>
+          <w:ilvl w:val="0"/>
+          <w:numId w:val="1006"/>
+        </w:numPr>
+      </w:pPr>
+      <w:r>
+        <w:rPr>
+          <w:b/>
+          <w:bCs/>
+        </w:rPr>
+        <w:t xml:space="preserve">Evaluar</w:t>
+      </w:r>
+      <w:r>
+        <w:t xml:space="preserve"> </w:t>
+      </w:r>
+      <w:r>
+        <w:t xml:space="preserve">la calidad de los datos cuantificando valores faltantes,</w:t>
+      </w:r>
+      <w:r>
+        <w:t xml:space="preserve"> </w:t>
+      </w:r>
+      <w:r>
+        <w:t xml:space="preserve">duplicados y valores extremos, determinando si responden a patrones</w:t>
+      </w:r>
+      <w:r>
+        <w:t xml:space="preserve"> </w:t>
+      </w:r>
+      <w:r>
+        <w:t xml:space="preserve">temporales o espaciales antes de decidir su tratamiento.</w:t>
+      </w:r>
+    </w:p>
+    <w:p>
+      <w:pPr>
+        <w:pStyle w:val="Compact"/>
+        <w:numPr>
+          <w:ilvl w:val="0"/>
+          <w:numId w:val="1006"/>
+        </w:numPr>
+      </w:pPr>
+      <w:r>
+        <w:rPr>
+          <w:b/>
+          <w:bCs/>
+        </w:rPr>
+        <w:t xml:space="preserve">Analizar</w:t>
+      </w:r>
+      <w:r>
+        <w:t xml:space="preserve"> </w:t>
+      </w:r>
+      <w:r>
+        <w:t xml:space="preserve">el comportamiento temporal de la variable objetivo para</w:t>
+      </w:r>
+      <w:r>
+        <w:t xml:space="preserve"> </w:t>
+      </w:r>
+      <w:r>
+        <w:t xml:space="preserve">determinar la existencia de tendencia, estacionalidad y periodos anómalos.</w:t>
+      </w:r>
+    </w:p>
+    <w:p>
+      <w:pPr>
+        <w:pStyle w:val="Compact"/>
+        <w:numPr>
+          <w:ilvl w:val="0"/>
+          <w:numId w:val="1006"/>
+        </w:numPr>
+      </w:pPr>
+      <w:r>
+        <w:rPr>
+          <w:b/>
+          <w:bCs/>
+        </w:rPr>
+        <w:t xml:space="preserve">Comparar</w:t>
+      </w:r>
+      <w:r>
+        <w:t xml:space="preserve"> </w:t>
+      </w:r>
+      <w:r>
+        <w:t xml:space="preserve">el comportamiento del almacenamiento entre ubicaciones</w:t>
+      </w:r>
+      <w:r>
+        <w:t xml:space="preserve"> </w:t>
+      </w:r>
+      <w:r>
+        <w:t xml:space="preserve">geográficas.</w:t>
+      </w:r>
+    </w:p>
+    <w:p>
+      <w:pPr>
+        <w:pStyle w:val="Compact"/>
+        <w:numPr>
+          <w:ilvl w:val="0"/>
+          <w:numId w:val="1006"/>
+        </w:numPr>
+      </w:pPr>
+      <w:r>
+        <w:rPr>
+          <w:b/>
+          <w:bCs/>
+        </w:rPr>
+        <w:t xml:space="preserve">Determinar</w:t>
+      </w:r>
+      <w:r>
+        <w:t xml:space="preserve"> </w:t>
+      </w:r>
+      <w:r>
+        <w:t xml:space="preserve">el grado de asociación entre la variable objetivo, el</w:t>
+      </w:r>
+      <w:r>
+        <w:t xml:space="preserve"> </w:t>
+      </w:r>
+      <w:r>
+        <w:t xml:space="preserve">almacenamiento del mes actual y las covariables climáticas.</w:t>
+      </w:r>
+    </w:p>
+    <w:p>
+      <w:pPr>
+        <w:pStyle w:val="Compact"/>
+        <w:numPr>
+          <w:ilvl w:val="0"/>
+          <w:numId w:val="1006"/>
+        </w:numPr>
+      </w:pPr>
+      <w:r>
+        <w:rPr>
+          <w:b/>
+          <w:bCs/>
+        </w:rPr>
+        <w:t xml:space="preserve">Identificar</w:t>
+      </w:r>
+      <w:r>
+        <w:t xml:space="preserve"> </w:t>
+      </w:r>
+      <w:r>
+        <w:t xml:space="preserve">las variables y transformaciones candidatas para la etapa</w:t>
+      </w:r>
+      <w:r>
+        <w:t xml:space="preserve"> </w:t>
+      </w:r>
+      <w:r>
+        <w:t xml:space="preserve">posterior de modelado.</w:t>
+      </w:r>
+    </w:p>
+    <w:bookmarkEnd w:id="15"/>
+    <w:bookmarkEnd w:id="16"/>
+    <w:bookmarkStart w:id="19" w:name="contexto-e-investigación-previa"/>
+    <w:p>
+      <w:pPr>
+        <w:pStyle w:val="Heading1"/>
+      </w:pPr>
+      <w:r>
+        <w:t xml:space="preserve">5. Contexto e investigación previa</w:t>
+      </w:r>
+    </w:p>
+    <w:bookmarkStart w:id="17" w:name="qué-es-el-total-water-storage"/>
+    <w:p>
+      <w:pPr>
+        <w:pStyle w:val="Heading2"/>
+      </w:pPr>
+      <w:r>
+        <w:t xml:space="preserve">5.1 Qué es el Total Water Storage</w:t>
+      </w:r>
+    </w:p>
+    <w:p>
+      <w:pPr>
+        <w:pStyle w:val="FirstParagraph"/>
+      </w:pPr>
+      <w:r>
+        <w:t xml:space="preserve">El</w:t>
+      </w:r>
+      <w:r>
+        <w:t xml:space="preserve"> </w:t>
+      </w:r>
+      <w:r>
+        <w:rPr>
+          <w:b/>
+          <w:bCs/>
+        </w:rPr>
+        <w:t xml:space="preserve">TWS</w:t>
+      </w:r>
+      <w:r>
+        <w:t xml:space="preserve"> </w:t>
+      </w:r>
+      <w:r>
+        <w:t xml:space="preserve">se define en la documentación del reto como todo el agua almacenada</w:t>
+      </w:r>
+      <w:r>
+        <w:t xml:space="preserve"> </w:t>
+      </w:r>
+      <w:r>
+        <w:t xml:space="preserve">sobre y bajo la superficie terrestre: agua subterránea, humedad del suelo, agua</w:t>
+      </w:r>
+      <w:r>
+        <w:t xml:space="preserve"> </w:t>
+      </w:r>
+      <w:r>
+        <w:t xml:space="preserve">superficial, nieve y hielo. Se expresa como</w:t>
+      </w:r>
+      <w:r>
+        <w:t xml:space="preserve"> </w:t>
+      </w:r>
+      <w:r>
+        <w:rPr>
+          <w:b/>
+          <w:bCs/>
+        </w:rPr>
+        <w:t xml:space="preserve">anomalía</w:t>
+      </w:r>
+      <w:r>
+        <w:t xml:space="preserve">, es decir, como</w:t>
+      </w:r>
+      <w:r>
+        <w:t xml:space="preserve"> </w:t>
+      </w:r>
+      <w:r>
+        <w:t xml:space="preserve">desviación respecto a una línea base histórica.</w:t>
+      </w:r>
+    </w:p>
+    <w:p>
+      <w:pPr>
+        <w:pStyle w:val="BodyText"/>
+      </w:pPr>
+      <w:r>
+        <w:t xml:space="preserve">Las misiones GRACE y GRACE-FO no observan el agua directamente: miden variaciones</w:t>
+      </w:r>
+      <w:r>
+        <w:t xml:space="preserve"> </w:t>
+      </w:r>
+      <w:r>
+        <w:t xml:space="preserve">del campo gravitatorio terrestre. Como el agua tiene masa, un cambio en el</w:t>
+      </w:r>
+      <w:r>
+        <w:t xml:space="preserve"> </w:t>
+      </w:r>
+      <w:r>
+        <w:t xml:space="preserve">almacenamiento de una región modifica localmente la gravedad. De ahí se derivan</w:t>
+      </w:r>
+      <w:r>
+        <w:t xml:space="preserve"> </w:t>
+      </w:r>
+      <w:r>
+        <w:t xml:space="preserve">tres características que condicionan el análisis: resolución espacial del orden</w:t>
+      </w:r>
+      <w:r>
+        <w:t xml:space="preserve"> </w:t>
+      </w:r>
+      <w:r>
+        <w:t xml:space="preserve">de cientos de kilómetros, resolución temporal mensual, y una medida integrada en</w:t>
+      </w:r>
+      <w:r>
+        <w:t xml:space="preserve"> </w:t>
+      </w:r>
+      <w:r>
+        <w:t xml:space="preserve">profundidad que responde con más inercia que la lluvia.</w:t>
+      </w:r>
+    </w:p>
+    <w:bookmarkEnd w:id="17"/>
+    <w:bookmarkStart w:id="18" w:name="el-spei"/>
+    <w:p>
+      <w:pPr>
+        <w:pStyle w:val="Heading2"/>
+      </w:pPr>
+      <w:r>
+        <w:t xml:space="preserve">5.2 El SPEI</w:t>
+      </w:r>
+    </w:p>
+    <w:p>
+      <w:pPr>
+        <w:pStyle w:val="FirstParagraph"/>
+      </w:pPr>
+      <w:r>
+        <w:t xml:space="preserve">El</w:t>
+      </w:r>
+      <w:r>
+        <w:t xml:space="preserve"> </w:t>
+      </w:r>
+      <w:r>
+        <w:rPr>
+          <w:i/>
+          <w:iCs/>
+        </w:rPr>
         <w:t xml:space="preserve">Standardised Precipitation-Evapotranspiration Index</w:t>
       </w:r>
       <w:r>
@@ -973,9 +1478,9 @@
         <w:t xml:space="preserve">subterráneo. La sección 8.5 muestra que los datos la respaldan.</w:t>
       </w:r>
     </w:p>
-    <w:bookmarkEnd w:id="16"/>
-    <w:bookmarkEnd w:id="17"/>
-    <w:bookmarkStart w:id="20" w:name="descripción-de-los-datos"/>
+    <w:bookmarkEnd w:id="18"/>
+    <w:bookmarkEnd w:id="19"/>
+    <w:bookmarkStart w:id="22" w:name="descripción-de-los-datos"/>
     <w:p>
       <w:pPr>
         <w:pStyle w:val="Heading1"/>
@@ -1276,7 +1781,7 @@
         </w:tc>
       </w:tr>
     </w:tbl>
-    <w:bookmarkStart w:id="18" w:name="variables"/>
+    <w:bookmarkStart w:id="20" w:name="variables"/>
     <w:p>
       <w:pPr>
         <w:pStyle w:val="Heading2"/>
@@ -1864,8 +2369,8 @@
         <w:t xml:space="preserve">como volumen físico.</w:t>
       </w:r>
     </w:p>
-    <w:bookmarkEnd w:id="18"/>
-    <w:bookmarkStart w:id="19" w:name="verificación-de-la-variable-objetivo"/>
+    <w:bookmarkEnd w:id="20"/>
+    <w:bookmarkStart w:id="21" w:name="verificación-de-la-variable-objetivo"/>
     <w:p>
       <w:pPr>
         <w:pStyle w:val="Heading2"/>
@@ -1982,9 +2487,9 @@
         <w:t xml:space="preserve">.</w:t>
       </w:r>
     </w:p>
-    <w:bookmarkEnd w:id="19"/>
-    <w:bookmarkEnd w:id="20"/>
-    <w:bookmarkStart w:id="21" w:name="limpieza-y-preprocesamiento"/>
+    <w:bookmarkEnd w:id="21"/>
+    <w:bookmarkEnd w:id="22"/>
+    <w:bookmarkStart w:id="23" w:name="limpieza-y-preprocesamiento"/>
     <w:p>
       <w:pPr>
         <w:pStyle w:val="Heading1"/>
@@ -2293,8 +2798,8 @@
         <w:t xml:space="preserve">. La justificación se detalla en la sección 8.3.</w:t>
       </w:r>
     </w:p>
-    <w:bookmarkEnd w:id="21"/>
-    <w:bookmarkStart w:id="44" w:name="análisis-exploratorio"/>
+    <w:bookmarkEnd w:id="23"/>
+    <w:bookmarkStart w:id="46" w:name="análisis-exploratorio"/>
     <w:p>
       <w:pPr>
         <w:pStyle w:val="Heading1"/>
@@ -2303,7 +2808,7 @@
         <w:t xml:space="preserve">8. Análisis exploratorio</w:t>
       </w:r>
     </w:p>
-    <w:bookmarkStart w:id="25" w:name="Xa76f0e5d7f5991fb31e8ec4a52f735e17bfecf4"/>
+    <w:bookmarkStart w:id="27" w:name="Xa76f0e5d7f5991fb31e8ec4a52f735e17bfecf4"/>
     <w:p>
       <w:pPr>
         <w:pStyle w:val="Heading2"/>
@@ -2337,7 +2842,7 @@
         <w:pStyle w:val="Compact"/>
         <w:numPr>
           <w:ilvl w:val="0"/>
-          <w:numId w:val="1002"/>
+          <w:numId w:val="1007"/>
         </w:numPr>
       </w:pPr>
       <w:r>
@@ -2405,7 +2910,7 @@
         <w:pStyle w:val="Compact"/>
         <w:numPr>
           <w:ilvl w:val="0"/>
-          <w:numId w:val="1002"/>
+          <w:numId w:val="1007"/>
         </w:numPr>
       </w:pPr>
       <w:r>
@@ -2423,7 +2928,7 @@
         <w:pStyle w:val="Compact"/>
         <w:numPr>
           <w:ilvl w:val="0"/>
-          <w:numId w:val="1002"/>
+          <w:numId w:val="1007"/>
         </w:numPr>
       </w:pPr>
       <w:r>
@@ -2445,18 +2950,18 @@
           <wp:inline>
             <wp:extent cx="5334000" cy="2111700"/>
             <wp:effectExtent b="0" l="0" r="0" t="0"/>
-            <wp:docPr descr="Cobertura temporal del conjunto de entrenamiento. Los años 2004 a 2010 están completos; 2011 a 2014 pierden entre 4 y 5 meses cada uno." title="" id="23" name="Picture"/>
+            <wp:docPr descr="Cobertura temporal del conjunto de entrenamiento. Los años 2004 a 2010 están completos; 2011 a 2014 pierden entre 4 y 5 meses cada uno." title="" id="25" name="Picture"/>
             <a:graphic>
               <a:graphicData uri="http://schemas.openxmlformats.org/drawingml/2006/picture">
                 <pic:pic>
                   <pic:nvPicPr>
-                    <pic:cNvPr descr="../figures/10_cobertura_temporal.png" id="24" name="Picture"/>
+                    <pic:cNvPr descr="../figures/10_cobertura_temporal.png" id="26" name="Picture"/>
                     <pic:cNvPicPr>
                       <a:picLocks noChangeArrowheads="1" noChangeAspect="1"/>
                     </pic:cNvPicPr>
                   </pic:nvPicPr>
                   <pic:blipFill>
-                    <a:blip r:embed="rId22"/>
+                    <a:blip r:embed="rId24"/>
                     <a:stretch>
                       <a:fillRect/>
                     </a:stretch>
@@ -2573,8 +3078,8 @@
         <w:t xml:space="preserve">revele el objetivo oculto de otra.</w:t>
       </w:r>
     </w:p>
-    <w:bookmarkEnd w:id="25"/>
-    <w:bookmarkStart w:id="26" w:name="distribuciones-y-estadística-descriptiva"/>
+    <w:bookmarkEnd w:id="27"/>
+    <w:bookmarkStart w:id="28" w:name="distribuciones-y-estadística-descriptiva"/>
     <w:p>
       <w:pPr>
         <w:pStyle w:val="Heading2"/>
@@ -3350,8 +3855,8 @@
         <w:t xml:space="preserve">(IQR 0.948) pero con el rango más amplio (10.49).</w:t>
       </w:r>
     </w:p>
-    <w:bookmarkEnd w:id="26"/>
-    <w:bookmarkStart w:id="27" w:name="valores-atípicos"/>
+    <w:bookmarkEnd w:id="28"/>
+    <w:bookmarkStart w:id="29" w:name="valores-atípicos"/>
     <w:p>
       <w:pPr>
         <w:pStyle w:val="Heading2"/>
@@ -3768,8 +4273,8 @@
         <w:t xml:space="preserve">extremos los que el reto busca anticipar.</w:t>
       </w:r>
     </w:p>
-    <w:bookmarkEnd w:id="27"/>
-    <w:bookmarkStart w:id="34" w:name="comportamiento-temporal-y-estacionalidad"/>
+    <w:bookmarkEnd w:id="29"/>
+    <w:bookmarkStart w:id="36" w:name="comportamiento-temporal-y-estacionalidad"/>
     <w:p>
       <w:pPr>
         <w:pStyle w:val="Heading2"/>
@@ -3876,18 +4381,18 @@
           <wp:inline>
             <wp:extent cx="5334000" cy="2124363"/>
             <wp:effectExtent b="0" l="0" r="0" t="0"/>
-            <wp:docPr descr="Serie global, media móvil de 12 meses y desviación estándar móvil. La media móvil deja a la vista la tendencia descendente." title="" id="29" name="Picture"/>
+            <wp:docPr descr="Serie global, media móvil de 12 meses y desviación estándar móvil. La media móvil deja a la vista la tendencia descendente." title="" id="31" name="Picture"/>
             <a:graphic>
               <a:graphicData uri="http://schemas.openxmlformats.org/drawingml/2006/picture">
                 <pic:pic>
                   <pic:nvPicPr>
-                    <pic:cNvPr descr="../figures/16_media_movil.png" id="30" name="Picture"/>
+                    <pic:cNvPr descr="../figures/16_media_movil.png" id="32" name="Picture"/>
                     <pic:cNvPicPr>
                       <a:picLocks noChangeArrowheads="1" noChangeAspect="1"/>
                     </pic:cNvPicPr>
                   </pic:nvPicPr>
                   <pic:blipFill>
-                    <a:blip r:embed="rId28"/>
+                    <a:blip r:embed="rId30"/>
                     <a:stretch>
                       <a:fillRect/>
                     </a:stretch>
@@ -4201,18 +4706,18 @@
           <wp:inline>
             <wp:extent cx="5334000" cy="1638165"/>
             <wp:effectExtent b="0" l="0" r="0" t="0"/>
-            <wp:docPr descr="Perfil estacional por hemisferio. El norte promedia positivo los doce meses y el sur cae hasta −0.105 en junio: los ciclos opuestos se cancelan en el promedio global." title="" id="32" name="Picture"/>
+            <wp:docPr descr="Perfil estacional por hemisferio. El norte promedia positivo los doce meses y el sur cae hasta −0.105 en junio: los ciclos opuestos se cancelan en el promedio global." title="" id="34" name="Picture"/>
             <a:graphic>
               <a:graphicData uri="http://schemas.openxmlformats.org/drawingml/2006/picture">
                 <pic:pic>
                   <pic:nvPicPr>
-                    <pic:cNvPr descr="../figures/17_perfil_estacional.png" id="33" name="Picture"/>
+                    <pic:cNvPr descr="../figures/17_perfil_estacional.png" id="35" name="Picture"/>
                     <pic:cNvPicPr>
                       <a:picLocks noChangeArrowheads="1" noChangeAspect="1"/>
                     </pic:cNvPicPr>
                   </pic:nvPicPr>
                   <pic:blipFill>
-                    <a:blip r:embed="rId31"/>
+                    <a:blip r:embed="rId33"/>
                     <a:stretch>
                       <a:fillRect/>
                     </a:stretch>
@@ -4279,8 +4784,8 @@
         <w:t xml:space="preserve">objeto adecuado para estudiar la estacionalidad de este fenómeno.</w:t>
       </w:r>
     </w:p>
-    <w:bookmarkEnd w:id="34"/>
-    <w:bookmarkStart w:id="38" w:name="análisis-espacial"/>
+    <w:bookmarkEnd w:id="36"/>
+    <w:bookmarkStart w:id="40" w:name="análisis-espacial"/>
     <w:p>
       <w:pPr>
         <w:pStyle w:val="Heading2"/>
@@ -4334,18 +4839,18 @@
           <wp:inline>
             <wp:extent cx="5334000" cy="2895263"/>
             <wp:effectExtent b="0" l="0" r="0" t="0"/>
-            <wp:docPr descr="Promedio de la variable objetivo por celda de la rejilla. La estructura espacial es continua y coherente, con valores bajos en el norte de África y el sur de Asia." title="" id="36" name="Picture"/>
+            <wp:docPr descr="Promedio de la variable objetivo por celda de la rejilla. La estructura espacial es continua y coherente, con valores bajos en el norte de África y el sur de Asia." title="" id="38" name="Picture"/>
             <a:graphic>
               <a:graphicData uri="http://schemas.openxmlformats.org/drawingml/2006/picture">
                 <pic:pic>
                   <pic:nvPicPr>
-                    <pic:cNvPr descr="../figures/18_mapa_promedio.png" id="37" name="Picture"/>
+                    <pic:cNvPr descr="../figures/18_mapa_promedio.png" id="39" name="Picture"/>
                     <pic:cNvPicPr>
                       <a:picLocks noChangeArrowheads="1" noChangeAspect="1"/>
                     </pic:cNvPicPr>
                   </pic:nvPicPr>
                   <pic:blipFill>
-                    <a:blip r:embed="rId35"/>
+                    <a:blip r:embed="rId37"/>
                     <a:stretch>
                       <a:fillRect/>
                     </a:stretch>
@@ -4822,8 +5327,8 @@
         <w:t xml:space="preserve">desviación estándar.</w:t>
       </w:r>
     </w:p>
-    <w:bookmarkEnd w:id="38"/>
-    <w:bookmarkStart w:id="42" w:name="correlaciones"/>
+    <w:bookmarkEnd w:id="40"/>
+    <w:bookmarkStart w:id="44" w:name="correlaciones"/>
     <w:p>
       <w:pPr>
         <w:pStyle w:val="Heading2"/>
@@ -5231,18 +5736,18 @@
           <wp:inline>
             <wp:extent cx="5334000" cy="4691529"/>
             <wp:effectExtent b="0" l="0" r="0" t="0"/>
-            <wp:docPr descr="Matriz de correlación de Pearson entre las variables numéricas." title="" id="40" name="Picture"/>
+            <wp:docPr descr="Matriz de correlación de Pearson entre las variables numéricas." title="" id="42" name="Picture"/>
             <a:graphic>
               <a:graphicData uri="http://schemas.openxmlformats.org/drawingml/2006/picture">
                 <pic:pic>
                   <pic:nvPicPr>
-                    <pic:cNvPr descr="../figures/19_matriz_correlacion.png" id="41" name="Picture"/>
+                    <pic:cNvPr descr="../figures/19_matriz_correlacion.png" id="43" name="Picture"/>
                     <pic:cNvPicPr>
                       <a:picLocks noChangeArrowheads="1" noChangeAspect="1"/>
                     </pic:cNvPicPr>
                   </pic:nvPicPr>
                   <pic:blipFill>
-                    <a:blip r:embed="rId39"/>
+                    <a:blip r:embed="rId41"/>
                     <a:stretch>
                       <a:fillRect/>
                     </a:stretch>
@@ -5398,8 +5903,8 @@
         <w:t xml:space="preserve">umbral concreto que cualquier modelo debe superar.</w:t>
       </w:r>
     </w:p>
-    <w:bookmarkEnd w:id="42"/>
-    <w:bookmarkStart w:id="43" w:name="categorías-de-sequía"/>
+    <w:bookmarkEnd w:id="44"/>
+    <w:bookmarkStart w:id="45" w:name="categorías-de-sequía"/>
     <w:p>
       <w:pPr>
         <w:pStyle w:val="Heading2"/>
@@ -5506,9 +6011,9 @@
         <w:t xml:space="preserve">0.930), señal de que el SPEI por sí solo está lejos de determinar el resultado.</w:t>
       </w:r>
     </w:p>
-    <w:bookmarkEnd w:id="43"/>
-    <w:bookmarkEnd w:id="44"/>
-    <w:bookmarkStart w:id="45" w:name="hallazgos"/>
+    <w:bookmarkEnd w:id="45"/>
+    <w:bookmarkEnd w:id="46"/>
+    <w:bookmarkStart w:id="47" w:name="hallazgos"/>
     <w:p>
       <w:pPr>
         <w:pStyle w:val="Heading1"/>
@@ -5522,7 +6027,7 @@
         <w:pStyle w:val="Compact"/>
         <w:numPr>
           <w:ilvl w:val="0"/>
-          <w:numId w:val="1003"/>
+          <w:numId w:val="1008"/>
         </w:numPr>
       </w:pPr>
       <w:r>
@@ -5550,7 +6055,7 @@
         <w:pStyle w:val="Compact"/>
         <w:numPr>
           <w:ilvl w:val="0"/>
-          <w:numId w:val="1003"/>
+          <w:numId w:val="1008"/>
         </w:numPr>
       </w:pPr>
       <w:r>
@@ -5578,7 +6083,7 @@
         <w:pStyle w:val="Compact"/>
         <w:numPr>
           <w:ilvl w:val="0"/>
-          <w:numId w:val="1003"/>
+          <w:numId w:val="1008"/>
         </w:numPr>
       </w:pPr>
       <w:r>
@@ -5633,7 +6138,7 @@
         <w:pStyle w:val="Compact"/>
         <w:numPr>
           <w:ilvl w:val="0"/>
-          <w:numId w:val="1003"/>
+          <w:numId w:val="1008"/>
         </w:numPr>
       </w:pPr>
       <w:r>
@@ -5658,7 +6163,7 @@
         <w:pStyle w:val="Compact"/>
         <w:numPr>
           <w:ilvl w:val="0"/>
-          <w:numId w:val="1003"/>
+          <w:numId w:val="1008"/>
         </w:numPr>
       </w:pPr>
       <w:r>
@@ -5686,7 +6191,7 @@
         <w:pStyle w:val="Compact"/>
         <w:numPr>
           <w:ilvl w:val="0"/>
-          <w:numId w:val="1003"/>
+          <w:numId w:val="1008"/>
         </w:numPr>
       </w:pPr>
       <w:r>
@@ -5714,7 +6219,7 @@
         <w:pStyle w:val="Compact"/>
         <w:numPr>
           <w:ilvl w:val="0"/>
-          <w:numId w:val="1003"/>
+          <w:numId w:val="1008"/>
         </w:numPr>
       </w:pPr>
       <w:r>
@@ -5742,7 +6247,7 @@
         <w:pStyle w:val="Compact"/>
         <w:numPr>
           <w:ilvl w:val="0"/>
-          <w:numId w:val="1003"/>
+          <w:numId w:val="1008"/>
         </w:numPr>
       </w:pPr>
       <w:r>
@@ -5765,8 +6270,8 @@
         <w:t xml:space="preserve">escalas largas del SPEI; la línea base a superar es RMSE 0.5724.</w:t>
       </w:r>
     </w:p>
-    <w:bookmarkEnd w:id="45"/>
-    <w:bookmarkStart w:id="46" w:name="conclusiones"/>
+    <w:bookmarkEnd w:id="47"/>
+    <w:bookmarkStart w:id="48" w:name="conclusiones"/>
     <w:p>
       <w:pPr>
         <w:pStyle w:val="Heading1"/>
@@ -5900,8 +6405,8 @@
         <w:t xml:space="preserve">.</w:t>
       </w:r>
     </w:p>
-    <w:bookmarkEnd w:id="46"/>
-    <w:bookmarkStart w:id="47" w:name="próximos-pasos"/>
+    <w:bookmarkEnd w:id="48"/>
+    <w:bookmarkStart w:id="49" w:name="próximos-pasos"/>
     <w:p>
       <w:pPr>
         <w:pStyle w:val="Heading1"/>
@@ -5915,7 +6420,7 @@
         <w:pStyle w:val="Compact"/>
         <w:numPr>
           <w:ilvl w:val="0"/>
-          <w:numId w:val="1004"/>
+          <w:numId w:val="1009"/>
         </w:numPr>
       </w:pPr>
       <w:r>
@@ -5940,7 +6445,7 @@
         <w:pStyle w:val="Compact"/>
         <w:numPr>
           <w:ilvl w:val="0"/>
-          <w:numId w:val="1004"/>
+          <w:numId w:val="1009"/>
         </w:numPr>
       </w:pPr>
       <w:r>
@@ -5986,7 +6491,7 @@
         <w:pStyle w:val="Compact"/>
         <w:numPr>
           <w:ilvl w:val="0"/>
-          <w:numId w:val="1004"/>
+          <w:numId w:val="1009"/>
         </w:numPr>
       </w:pPr>
       <w:r>
@@ -6020,7 +6525,7 @@
         <w:pStyle w:val="Compact"/>
         <w:numPr>
           <w:ilvl w:val="0"/>
-          <w:numId w:val="1004"/>
+          <w:numId w:val="1009"/>
         </w:numPr>
       </w:pPr>
       <w:r>
@@ -6045,7 +6550,7 @@
         <w:pStyle w:val="Compact"/>
         <w:numPr>
           <w:ilvl w:val="0"/>
-          <w:numId w:val="1004"/>
+          <w:numId w:val="1009"/>
         </w:numPr>
       </w:pPr>
       <w:r>
@@ -6111,7 +6616,7 @@
         <w:pStyle w:val="Compact"/>
         <w:numPr>
           <w:ilvl w:val="0"/>
-          <w:numId w:val="1004"/>
+          <w:numId w:val="1009"/>
         </w:numPr>
       </w:pPr>
       <w:r>
@@ -6136,7 +6641,7 @@
         <w:pStyle w:val="Compact"/>
         <w:numPr>
           <w:ilvl w:val="0"/>
-          <w:numId w:val="1004"/>
+          <w:numId w:val="1009"/>
         </w:numPr>
       </w:pPr>
       <w:r>
@@ -6174,8 +6679,8 @@
         <w:t xml:space="preserve">debe reproducirse en la validación.</w:t>
       </w:r>
     </w:p>
-    <w:bookmarkEnd w:id="47"/>
-    <w:bookmarkStart w:id="51" w:name="referencias"/>
+    <w:bookmarkEnd w:id="49"/>
+    <w:bookmarkStart w:id="53" w:name="referencias"/>
     <w:p>
       <w:pPr>
         <w:pStyle w:val="Heading1"/>
@@ -6189,7 +6694,7 @@
         <w:pStyle w:val="Compact"/>
         <w:numPr>
           <w:ilvl w:val="0"/>
-          <w:numId w:val="1005"/>
+          <w:numId w:val="1010"/>
         </w:numPr>
       </w:pPr>
       <w:r>
@@ -6222,7 +6727,7 @@
       <w:r>
         <w:t xml:space="preserve"> </w:t>
       </w:r>
-      <w:hyperlink r:id="rId48">
+      <w:hyperlink r:id="rId50">
         <w:r>
           <w:rPr>
             <w:rStyle w:val="Hyperlink"/>
@@ -6236,7 +6741,7 @@
         <w:pStyle w:val="Compact"/>
         <w:numPr>
           <w:ilvl w:val="0"/>
-          <w:numId w:val="1005"/>
+          <w:numId w:val="1010"/>
         </w:numPr>
       </w:pPr>
       <w:r>
@@ -6270,7 +6775,7 @@
         <w:pStyle w:val="Compact"/>
         <w:numPr>
           <w:ilvl w:val="0"/>
-          <w:numId w:val="1005"/>
+          <w:numId w:val="1010"/>
         </w:numPr>
       </w:pPr>
       <w:r>
@@ -6303,7 +6808,7 @@
       <w:r>
         <w:t xml:space="preserve"> </w:t>
       </w:r>
-      <w:hyperlink r:id="rId49">
+      <w:hyperlink r:id="rId51">
         <w:r>
           <w:rPr>
             <w:rStyle w:val="Hyperlink"/>
@@ -6317,7 +6822,7 @@
         <w:pStyle w:val="Compact"/>
         <w:numPr>
           <w:ilvl w:val="0"/>
-          <w:numId w:val="1005"/>
+          <w:numId w:val="1010"/>
         </w:numPr>
       </w:pPr>
       <w:r>
@@ -6350,7 +6855,7 @@
       <w:r>
         <w:t xml:space="preserve"> </w:t>
       </w:r>
-      <w:hyperlink r:id="rId50">
+      <w:hyperlink r:id="rId52">
         <w:r>
           <w:rPr>
             <w:rStyle w:val="Hyperlink"/>
@@ -6364,7 +6869,7 @@
         <w:pStyle w:val="Compact"/>
         <w:numPr>
           <w:ilvl w:val="0"/>
-          <w:numId w:val="1005"/>
+          <w:numId w:val="1010"/>
         </w:numPr>
       </w:pPr>
       <w:r>
@@ -6403,7 +6908,7 @@
         <w:pStyle w:val="Compact"/>
         <w:numPr>
           <w:ilvl w:val="0"/>
-          <w:numId w:val="1005"/>
+          <w:numId w:val="1010"/>
         </w:numPr>
       </w:pPr>
       <w:r>
@@ -6452,7 +6957,7 @@
         <w:t xml:space="preserve">.</w:t>
       </w:r>
     </w:p>
-    <w:bookmarkEnd w:id="51"/>
+    <w:bookmarkEnd w:id="53"/>
     <w:sectPr>
       <w:footnotePr>
         <w:numRestart w:val="eachSect"/>
@@ -6788,6 +7293,15 @@
     <w:abstractNumId w:val="991"/>
   </w:num>
   <w:num w:numId="1003">
+    <w:abstractNumId w:val="991"/>
+  </w:num>
+  <w:num w:numId="1004">
+    <w:abstractNumId w:val="991"/>
+  </w:num>
+  <w:num w:numId="1005">
+    <w:abstractNumId w:val="991"/>
+  </w:num>
+  <w:num w:numId="1006">
     <w:abstractNumId w:val="99411"/>
     <w:lvlOverride w:ilvl="0">
       <w:startOverride w:val="1"/>
@@ -6817,7 +7331,10 @@
       <w:startOverride w:val="1"/>
     </w:lvlOverride>
   </w:num>
-  <w:num w:numId="1004">
+  <w:num w:numId="1007">
+    <w:abstractNumId w:val="991"/>
+  </w:num>
+  <w:num w:numId="1008">
     <w:abstractNumId w:val="99411"/>
     <w:lvlOverride w:ilvl="0">
       <w:startOverride w:val="1"/>
@@ -6847,7 +7364,37 @@
       <w:startOverride w:val="1"/>
     </w:lvlOverride>
   </w:num>
-  <w:num w:numId="1005">
+  <w:num w:numId="1009">
+    <w:abstractNumId w:val="99411"/>
+    <w:lvlOverride w:ilvl="0">
+      <w:startOverride w:val="1"/>
+    </w:lvlOverride>
+    <w:lvlOverride w:ilvl="1">
+      <w:startOverride w:val="1"/>
+    </w:lvlOverride>
+    <w:lvlOverride w:ilvl="2">
+      <w:startOverride w:val="1"/>
+    </w:lvlOverride>
+    <w:lvlOverride w:ilvl="3">
+      <w:startOverride w:val="1"/>
+    </w:lvlOverride>
+    <w:lvlOverride w:ilvl="4">
+      <w:startOverride w:val="1"/>
+    </w:lvlOverride>
+    <w:lvlOverride w:ilvl="5">
+      <w:startOverride w:val="1"/>
+    </w:lvlOverride>
+    <w:lvlOverride w:ilvl="6">
+      <w:startOverride w:val="1"/>
+    </w:lvlOverride>
+    <w:lvlOverride w:ilvl="7">
+      <w:startOverride w:val="1"/>
+    </w:lvlOverride>
+    <w:lvlOverride w:ilvl="8">
+      <w:startOverride w:val="1"/>
+    </w:lvlOverride>
+  </w:num>
+  <w:num w:numId="1010">
     <w:abstractNumId w:val="991"/>
   </w:num>
 </w:numbering>
@@ -7515,6 +8062,7 @@
     <w:link w:val="VerbatimChar"/>
     <w:pPr>
       <w:wordWrap w:val="off"/>
+      <w:shd w:val="clear" w:fill="f8f8f8"/>
     </w:pPr>
   </w:style>
   <w:style w:type="character" w:customStyle="1" w:styleId="KeywordTok">
@@ -7522,85 +8070,96 @@
     <w:basedOn w:val="VerbatimChar"/>
     <w:rPr>
       <w:b/>
-      <w:color w:val="007020"/>
+      <w:color w:val="204a87"/>
+      <w:shd w:val="clear" w:fill="f8f8f8"/>
     </w:rPr>
   </w:style>
   <w:style w:type="character" w:customStyle="1" w:styleId="DataTypeTok">
     <w:name w:val="DataTypeTok"/>
     <w:basedOn w:val="VerbatimChar"/>
     <w:rPr>
-      <w:color w:val="902000"/>
+      <w:color w:val="204a87"/>
+      <w:shd w:val="clear" w:fill="f8f8f8"/>
     </w:rPr>
   </w:style>
   <w:style w:type="character" w:customStyle="1" w:styleId="DecValTok">
     <w:name w:val="DecValTok"/>
     <w:basedOn w:val="VerbatimChar"/>
     <w:rPr>
-      <w:color w:val="40a070"/>
+      <w:color w:val="0000cf"/>
+      <w:shd w:val="clear" w:fill="f8f8f8"/>
     </w:rPr>
   </w:style>
   <w:style w:type="character" w:customStyle="1" w:styleId="BaseNTok">
     <w:name w:val="BaseNTok"/>
     <w:basedOn w:val="VerbatimChar"/>
     <w:rPr>
-      <w:color w:val="40a070"/>
+      <w:color w:val="0000cf"/>
+      <w:shd w:val="clear" w:fill="f8f8f8"/>
     </w:rPr>
   </w:style>
   <w:style w:type="character" w:customStyle="1" w:styleId="FloatTok">
     <w:name w:val="FloatTok"/>
     <w:basedOn w:val="VerbatimChar"/>
     <w:rPr>
-      <w:color w:val="40a070"/>
+      <w:color w:val="0000cf"/>
+      <w:shd w:val="clear" w:fill="f8f8f8"/>
     </w:rPr>
   </w:style>
   <w:style w:type="character" w:customStyle="1" w:styleId="ConstantTok">
     <w:name w:val="ConstantTok"/>
     <w:basedOn w:val="VerbatimChar"/>
     <w:rPr>
-      <w:color w:val="880000"/>
+      <w:color w:val="8f5902"/>
+      <w:shd w:val="clear" w:fill="f8f8f8"/>
     </w:rPr>
   </w:style>
   <w:style w:type="character" w:customStyle="1" w:styleId="CharTok">
     <w:name w:val="CharTok"/>
     <w:basedOn w:val="VerbatimChar"/>
     <w:rPr>
-      <w:color w:val="4070a0"/>
+      <w:color w:val="4e9a06"/>
+      <w:shd w:val="clear" w:fill="f8f8f8"/>
     </w:rPr>
   </w:style>
   <w:style w:type="character" w:customStyle="1" w:styleId="SpecialCharTok">
     <w:name w:val="SpecialCharTok"/>
     <w:basedOn w:val="VerbatimChar"/>
     <w:rPr>
-      <w:color w:val="4070a0"/>
+      <w:b/>
+      <w:color w:val="ce5c00"/>
+      <w:shd w:val="clear" w:fill="f8f8f8"/>
     </w:rPr>
   </w:style>
   <w:style w:type="character" w:customStyle="1" w:styleId="StringTok">
     <w:name w:val="StringTok"/>
     <w:basedOn w:val="VerbatimChar"/>
     <w:rPr>
-      <w:color w:val="4070a0"/>
+      <w:color w:val="4e9a06"/>
+      <w:shd w:val="clear" w:fill="f8f8f8"/>
     </w:rPr>
   </w:style>
   <w:style w:type="character" w:customStyle="1" w:styleId="VerbatimStringTok">
     <w:name w:val="VerbatimStringTok"/>
     <w:basedOn w:val="VerbatimChar"/>
     <w:rPr>
-      <w:color w:val="4070a0"/>
+      <w:color w:val="4e9a06"/>
+      <w:shd w:val="clear" w:fill="f8f8f8"/>
     </w:rPr>
   </w:style>
   <w:style w:type="character" w:customStyle="1" w:styleId="SpecialStringTok">
     <w:name w:val="SpecialStringTok"/>
     <w:basedOn w:val="VerbatimChar"/>
     <w:rPr>
-      <w:color w:val="bb6688"/>
+      <w:color w:val="4e9a06"/>
+      <w:shd w:val="clear" w:fill="f8f8f8"/>
     </w:rPr>
   </w:style>
   <w:style w:type="character" w:customStyle="1" w:styleId="ImportTok">
     <w:name w:val="ImportTok"/>
     <w:basedOn w:val="VerbatimChar"/>
     <w:rPr>
-      <w:b/>
-      <w:color w:val="008000"/>
+      <w:shd w:val="clear" w:fill="f8f8f8"/>
     </w:rPr>
   </w:style>
   <w:style w:type="character" w:customStyle="1" w:styleId="CommentTok">
@@ -7608,15 +8167,18 @@
     <w:basedOn w:val="VerbatimChar"/>
     <w:rPr>
       <w:i/>
-      <w:color w:val="60a0b0"/>
+      <w:color w:val="8f5902"/>
+      <w:shd w:val="clear" w:fill="f8f8f8"/>
     </w:rPr>
   </w:style>
   <w:style w:type="character" w:customStyle="1" w:styleId="DocumentationTok">
     <w:name w:val="DocumentationTok"/>
     <w:basedOn w:val="VerbatimChar"/>
     <w:rPr>
+      <w:b/>
       <w:i/>
-      <w:color w:val="ba2121"/>
+      <w:color w:val="8f5902"/>
+      <w:shd w:val="clear" w:fill="f8f8f8"/>
     </w:rPr>
   </w:style>
   <w:style w:type="character" w:customStyle="1" w:styleId="AnnotationTok">
@@ -7625,7 +8187,8 @@
     <w:rPr>
       <w:b/>
       <w:i/>
-      <w:color w:val="60a0b0"/>
+      <w:color w:val="8f5902"/>
+      <w:shd w:val="clear" w:fill="f8f8f8"/>
     </w:rPr>
   </w:style>
   <w:style w:type="character" w:customStyle="1" w:styleId="CommentVarTok">
@@ -7634,28 +8197,33 @@
     <w:rPr>
       <w:b/>
       <w:i/>
-      <w:color w:val="60a0b0"/>
+      <w:color w:val="8f5902"/>
+      <w:shd w:val="clear" w:fill="f8f8f8"/>
     </w:rPr>
   </w:style>
   <w:style w:type="character" w:customStyle="1" w:styleId="OtherTok">
     <w:name w:val="OtherTok"/>
     <w:basedOn w:val="VerbatimChar"/>
     <w:rPr>
-      <w:color w:val="007020"/>
+      <w:color w:val="8f5902"/>
+      <w:shd w:val="clear" w:fill="f8f8f8"/>
     </w:rPr>
   </w:style>
   <w:style w:type="character" w:customStyle="1" w:styleId="FunctionTok">
     <w:name w:val="FunctionTok"/>
     <w:basedOn w:val="VerbatimChar"/>
     <w:rPr>
-      <w:color w:val="06287e"/>
+      <w:b/>
+      <w:color w:val="204a87"/>
+      <w:shd w:val="clear" w:fill="f8f8f8"/>
     </w:rPr>
   </w:style>
   <w:style w:type="character" w:customStyle="1" w:styleId="VariableTok">
     <w:name w:val="VariableTok"/>
     <w:basedOn w:val="VerbatimChar"/>
     <w:rPr>
-      <w:color w:val="19177c"/>
+      <w:color w:val="000000"/>
+      <w:shd w:val="clear" w:fill="f8f8f8"/>
     </w:rPr>
   </w:style>
   <w:style w:type="character" w:customStyle="1" w:styleId="ControlFlowTok">
@@ -7663,46 +8231,56 @@
     <w:basedOn w:val="VerbatimChar"/>
     <w:rPr>
       <w:b/>
-      <w:color w:val="007020"/>
+      <w:color w:val="204a87"/>
+      <w:shd w:val="clear" w:fill="f8f8f8"/>
     </w:rPr>
   </w:style>
   <w:style w:type="character" w:customStyle="1" w:styleId="OperatorTok">
     <w:name w:val="OperatorTok"/>
     <w:basedOn w:val="VerbatimChar"/>
     <w:rPr>
-      <w:color w:val="666666"/>
+      <w:b/>
+      <w:color w:val="ce5c00"/>
+      <w:shd w:val="clear" w:fill="f8f8f8"/>
     </w:rPr>
   </w:style>
   <w:style w:type="character" w:customStyle="1" w:styleId="BuiltInTok">
     <w:name w:val="BuiltInTok"/>
     <w:basedOn w:val="VerbatimChar"/>
     <w:rPr>
-      <w:color w:val="008000"/>
+      <w:shd w:val="clear" w:fill="f8f8f8"/>
     </w:rPr>
   </w:style>
   <w:style w:type="character" w:customStyle="1" w:styleId="ExtensionTok">
     <w:name w:val="ExtensionTok"/>
     <w:basedOn w:val="VerbatimChar"/>
-    <w:rPr/>
+    <w:rPr>
+      <w:shd w:val="clear" w:fill="f8f8f8"/>
+    </w:rPr>
   </w:style>
   <w:style w:type="character" w:customStyle="1" w:styleId="PreprocessorTok">
     <w:name w:val="PreprocessorTok"/>
     <w:basedOn w:val="VerbatimChar"/>
     <w:rPr>
-      <w:color w:val="bc7a00"/>
+      <w:i/>
+      <w:color w:val="8f5902"/>
+      <w:shd w:val="clear" w:fill="f8f8f8"/>
     </w:rPr>
   </w:style>
   <w:style w:type="character" w:customStyle="1" w:styleId="AttributeTok">
     <w:name w:val="AttributeTok"/>
     <w:basedOn w:val="VerbatimChar"/>
     <w:rPr>
-      <w:color w:val="7d9029"/>
+      <w:color w:val="204a87"/>
+      <w:shd w:val="clear" w:fill="f8f8f8"/>
     </w:rPr>
   </w:style>
   <w:style w:type="character" w:customStyle="1" w:styleId="RegionMarkerTok">
     <w:name w:val="RegionMarkerTok"/>
     <w:basedOn w:val="VerbatimChar"/>
-    <w:rPr/>
+    <w:rPr>
+      <w:shd w:val="clear" w:fill="f8f8f8"/>
+    </w:rPr>
   </w:style>
   <w:style w:type="character" w:customStyle="1" w:styleId="InformationTok">
     <w:name w:val="InformationTok"/>
@@ -7710,7 +8288,8 @@
     <w:rPr>
       <w:b/>
       <w:i/>
-      <w:color w:val="60a0b0"/>
+      <w:color w:val="8f5902"/>
+      <w:shd w:val="clear" w:fill="f8f8f8"/>
     </w:rPr>
   </w:style>
   <w:style w:type="character" w:customStyle="1" w:styleId="WarningTok">
@@ -7719,15 +8298,16 @@
     <w:rPr>
       <w:b/>
       <w:i/>
-      <w:color w:val="60a0b0"/>
+      <w:color w:val="8f5902"/>
+      <w:shd w:val="clear" w:fill="f8f8f8"/>
     </w:rPr>
   </w:style>
   <w:style w:type="character" w:customStyle="1" w:styleId="AlertTok">
     <w:name w:val="AlertTok"/>
     <w:basedOn w:val="VerbatimChar"/>
     <w:rPr>
-      <w:b/>
-      <w:color w:val="ff0000"/>
+      <w:color w:val="ef2929"/>
+      <w:shd w:val="clear" w:fill="f8f8f8"/>
     </w:rPr>
   </w:style>
   <w:style w:type="character" w:customStyle="1" w:styleId="ErrorTok">
@@ -7735,13 +8315,16 @@
     <w:basedOn w:val="VerbatimChar"/>
     <w:rPr>
       <w:b/>
-      <w:color w:val="ff0000"/>
+      <w:color w:val="a40000"/>
+      <w:shd w:val="clear" w:fill="f8f8f8"/>
     </w:rPr>
   </w:style>
   <w:style w:type="character" w:customStyle="1" w:styleId="NormalTok">
     <w:name w:val="NormalTok"/>
     <w:basedOn w:val="VerbatimChar"/>
-    <w:rPr/>
+    <w:rPr>
+      <w:shd w:val="clear" w:fill="f8f8f8"/>
+    </w:rPr>
   </w:style>
 </w:styles>
 </file>
